--- a/Tugas Praktikum/Jobsheet01_30.docx
+++ b/Tugas Praktikum/Jobsheet01_30.docx
@@ -46,8 +46,77 @@
           <w:numId w:val="6"/>
         </w:numPr>
       </w:pPr>
-      <w:r>
-        <w:t xml:space="preserve">Jelaskan apa kegunaan memasukkan lokasi folder bin dari Java ke dalam variabel PATH! </w:t>
+      <w:proofErr w:type="spellStart"/>
+      <w:r>
+        <w:t>Jelaskan</w:t>
+      </w:r>
+      <w:proofErr w:type="spellEnd"/>
+      <w:r>
+        <w:t xml:space="preserve"> </w:t>
+      </w:r>
+      <w:proofErr w:type="spellStart"/>
+      <w:r>
+        <w:t>apa</w:t>
+      </w:r>
+      <w:proofErr w:type="spellEnd"/>
+      <w:r>
+        <w:t xml:space="preserve"> </w:t>
+      </w:r>
+      <w:proofErr w:type="spellStart"/>
+      <w:r>
+        <w:t>kegunaan</w:t>
+      </w:r>
+      <w:proofErr w:type="spellEnd"/>
+      <w:r>
+        <w:t xml:space="preserve"> </w:t>
+      </w:r>
+      <w:proofErr w:type="spellStart"/>
+      <w:r>
+        <w:t>memasukkan</w:t>
+      </w:r>
+      <w:proofErr w:type="spellEnd"/>
+      <w:r>
+        <w:t xml:space="preserve"> </w:t>
+      </w:r>
+      <w:proofErr w:type="spellStart"/>
+      <w:r>
+        <w:t>lokasi</w:t>
+      </w:r>
+      <w:proofErr w:type="spellEnd"/>
+      <w:r>
+        <w:t xml:space="preserve"> folder bin </w:t>
+      </w:r>
+      <w:proofErr w:type="spellStart"/>
+      <w:r>
+        <w:t>dari</w:t>
+      </w:r>
+      <w:proofErr w:type="spellEnd"/>
+      <w:r>
+        <w:t xml:space="preserve"> Java </w:t>
+      </w:r>
+      <w:proofErr w:type="spellStart"/>
+      <w:r>
+        <w:t>ke</w:t>
+      </w:r>
+      <w:proofErr w:type="spellEnd"/>
+      <w:r>
+        <w:t xml:space="preserve"> </w:t>
+      </w:r>
+      <w:proofErr w:type="spellStart"/>
+      <w:r>
+        <w:t>dalam</w:t>
+      </w:r>
+      <w:proofErr w:type="spellEnd"/>
+      <w:r>
+        <w:t xml:space="preserve"> </w:t>
+      </w:r>
+      <w:proofErr w:type="spellStart"/>
+      <w:r>
+        <w:t>variabel</w:t>
+      </w:r>
+      <w:proofErr w:type="spellEnd"/>
+      <w:r>
+        <w:t xml:space="preserve"> PATH! </w:t>
       </w:r>
     </w:p>
     <w:p>
@@ -58,8 +127,53 @@
           <w:numId w:val="6"/>
         </w:numPr>
       </w:pPr>
-      <w:r>
-        <w:t>Jelaskan Kegunaan perintah javac ketika masuk di command prompt!</w:t>
+      <w:proofErr w:type="spellStart"/>
+      <w:r>
+        <w:t>Jelaskan</w:t>
+      </w:r>
+      <w:proofErr w:type="spellEnd"/>
+      <w:r>
+        <w:t xml:space="preserve"> </w:t>
+      </w:r>
+      <w:proofErr w:type="spellStart"/>
+      <w:r>
+        <w:t>Kegunaan</w:t>
+      </w:r>
+      <w:proofErr w:type="spellEnd"/>
+      <w:r>
+        <w:t xml:space="preserve"> </w:t>
+      </w:r>
+      <w:proofErr w:type="spellStart"/>
+      <w:r>
+        <w:t>perintah</w:t>
+      </w:r>
+      <w:proofErr w:type="spellEnd"/>
+      <w:r>
+        <w:t xml:space="preserve"> </w:t>
+      </w:r>
+      <w:proofErr w:type="spellStart"/>
+      <w:r>
+        <w:t>javac</w:t>
+      </w:r>
+      <w:proofErr w:type="spellEnd"/>
+      <w:r>
+        <w:t xml:space="preserve"> </w:t>
+      </w:r>
+      <w:proofErr w:type="spellStart"/>
+      <w:r>
+        <w:t>ketika</w:t>
+      </w:r>
+      <w:proofErr w:type="spellEnd"/>
+      <w:r>
+        <w:t xml:space="preserve"> </w:t>
+      </w:r>
+      <w:proofErr w:type="spellStart"/>
+      <w:r>
+        <w:t>masuk</w:t>
+      </w:r>
+      <w:proofErr w:type="spellEnd"/>
+      <w:r>
+        <w:t xml:space="preserve"> di command prompt!</w:t>
       </w:r>
     </w:p>
     <w:p>
@@ -76,8 +190,45 @@
           <w:numId w:val="4"/>
         </w:numPr>
       </w:pPr>
-      <w:r>
-        <w:t>Kegunaanya Adalah agar sistem dapat mendeteksi progam java pada command prompt</w:t>
+      <w:proofErr w:type="spellStart"/>
+      <w:r>
+        <w:t>Kegunaanya</w:t>
+      </w:r>
+      <w:proofErr w:type="spellEnd"/>
+      <w:r>
+        <w:t xml:space="preserve"> Adalah agar </w:t>
+      </w:r>
+      <w:proofErr w:type="spellStart"/>
+      <w:r>
+        <w:t>sistem</w:t>
+      </w:r>
+      <w:proofErr w:type="spellEnd"/>
+      <w:r>
+        <w:t xml:space="preserve"> </w:t>
+      </w:r>
+      <w:proofErr w:type="spellStart"/>
+      <w:r>
+        <w:t>dapat</w:t>
+      </w:r>
+      <w:proofErr w:type="spellEnd"/>
+      <w:r>
+        <w:t xml:space="preserve"> </w:t>
+      </w:r>
+      <w:proofErr w:type="spellStart"/>
+      <w:r>
+        <w:t>mendeteksi</w:t>
+      </w:r>
+      <w:proofErr w:type="spellEnd"/>
+      <w:r>
+        <w:t xml:space="preserve"> </w:t>
+      </w:r>
+      <w:proofErr w:type="spellStart"/>
+      <w:r>
+        <w:t>progam</w:t>
+      </w:r>
+      <w:proofErr w:type="spellEnd"/>
+      <w:r>
+        <w:t xml:space="preserve"> java pada command prompt</w:t>
       </w:r>
     </w:p>
     <w:p>
@@ -88,8 +239,13 @@
           <w:numId w:val="4"/>
         </w:numPr>
       </w:pPr>
-      <w:r>
-        <w:t>Untuk compile</w:t>
+      <w:proofErr w:type="spellStart"/>
+      <w:r>
+        <w:t>Untuk</w:t>
+      </w:r>
+      <w:proofErr w:type="spellEnd"/>
+      <w:r>
+        <w:t xml:space="preserve"> compile</w:t>
       </w:r>
     </w:p>
     <w:p>
@@ -106,8 +262,13 @@
           <w:numId w:val="1"/>
         </w:numPr>
       </w:pPr>
-      <w:r>
-        <w:t>Stuktur Dasar Java</w:t>
+      <w:proofErr w:type="spellStart"/>
+      <w:r>
+        <w:t>Stuktur</w:t>
+      </w:r>
+      <w:proofErr w:type="spellEnd"/>
+      <w:r>
+        <w:t xml:space="preserve"> Dasar Java</w:t>
       </w:r>
     </w:p>
     <w:p>
@@ -118,8 +279,53 @@
           <w:numId w:val="7"/>
         </w:numPr>
       </w:pPr>
-      <w:r>
-        <w:t xml:space="preserve">Jelaskan fungsi perintah javac MyFirstJava00.java pada percobaan diatas! </w:t>
+      <w:proofErr w:type="spellStart"/>
+      <w:r>
+        <w:t>Jelaskan</w:t>
+      </w:r>
+      <w:proofErr w:type="spellEnd"/>
+      <w:r>
+        <w:t xml:space="preserve"> </w:t>
+      </w:r>
+      <w:proofErr w:type="spellStart"/>
+      <w:r>
+        <w:t>fungsi</w:t>
+      </w:r>
+      <w:proofErr w:type="spellEnd"/>
+      <w:r>
+        <w:t xml:space="preserve"> </w:t>
+      </w:r>
+      <w:proofErr w:type="spellStart"/>
+      <w:r>
+        <w:t>perintah</w:t>
+      </w:r>
+      <w:proofErr w:type="spellEnd"/>
+      <w:r>
+        <w:t xml:space="preserve"> </w:t>
+      </w:r>
+      <w:proofErr w:type="spellStart"/>
+      <w:r>
+        <w:t>javac</w:t>
+      </w:r>
+      <w:proofErr w:type="spellEnd"/>
+      <w:r>
+        <w:t xml:space="preserve"> MyFirstJava00.java pada </w:t>
+      </w:r>
+      <w:proofErr w:type="spellStart"/>
+      <w:r>
+        <w:t>percobaan</w:t>
+      </w:r>
+      <w:proofErr w:type="spellEnd"/>
+      <w:r>
+        <w:t xml:space="preserve"> </w:t>
+      </w:r>
+      <w:proofErr w:type="spellStart"/>
+      <w:r>
+        <w:t>diatas</w:t>
+      </w:r>
+      <w:proofErr w:type="spellEnd"/>
+      <w:r>
+        <w:t xml:space="preserve">! </w:t>
       </w:r>
     </w:p>
     <w:p>
@@ -130,9 +336,43 @@
           <w:numId w:val="7"/>
         </w:numPr>
       </w:pPr>
-      <w:r>
-        <w:t>Jelaskan fungsi perintah java MyFirstJava00 pada percobaan diatas</w:t>
-      </w:r>
+      <w:proofErr w:type="spellStart"/>
+      <w:r>
+        <w:t>Jelaskan</w:t>
+      </w:r>
+      <w:proofErr w:type="spellEnd"/>
+      <w:r>
+        <w:t xml:space="preserve"> </w:t>
+      </w:r>
+      <w:proofErr w:type="spellStart"/>
+      <w:r>
+        <w:t>fungsi</w:t>
+      </w:r>
+      <w:proofErr w:type="spellEnd"/>
+      <w:r>
+        <w:t xml:space="preserve"> </w:t>
+      </w:r>
+      <w:proofErr w:type="spellStart"/>
+      <w:r>
+        <w:t>perintah</w:t>
+      </w:r>
+      <w:proofErr w:type="spellEnd"/>
+      <w:r>
+        <w:t xml:space="preserve"> java MyFirstJava00 pada </w:t>
+      </w:r>
+      <w:proofErr w:type="spellStart"/>
+      <w:r>
+        <w:t>percobaan</w:t>
+      </w:r>
+      <w:proofErr w:type="spellEnd"/>
+      <w:r>
+        <w:t xml:space="preserve"> </w:t>
+      </w:r>
+      <w:proofErr w:type="spellStart"/>
+      <w:r>
+        <w:t>diatas</w:t>
+      </w:r>
+      <w:proofErr w:type="spellEnd"/>
     </w:p>
     <w:p>
       <w:pPr>
@@ -148,8 +388,29 @@
           <w:numId w:val="5"/>
         </w:numPr>
       </w:pPr>
-      <w:r>
-        <w:t xml:space="preserve">Mengcompile progam java dalam file </w:t>
+      <w:proofErr w:type="spellStart"/>
+      <w:r>
+        <w:t>Mengcompile</w:t>
+      </w:r>
+      <w:proofErr w:type="spellEnd"/>
+      <w:r>
+        <w:t xml:space="preserve"> </w:t>
+      </w:r>
+      <w:proofErr w:type="spellStart"/>
+      <w:r>
+        <w:t>progam</w:t>
+      </w:r>
+      <w:proofErr w:type="spellEnd"/>
+      <w:r>
+        <w:t xml:space="preserve"> java </w:t>
+      </w:r>
+      <w:proofErr w:type="spellStart"/>
+      <w:r>
+        <w:t>dalam</w:t>
+      </w:r>
+      <w:proofErr w:type="spellEnd"/>
+      <w:r>
+        <w:t xml:space="preserve"> file </w:t>
       </w:r>
       <w:r>
         <w:t>MyFirstJava00.java</w:t>
@@ -163,8 +424,21 @@
           <w:numId w:val="5"/>
         </w:numPr>
       </w:pPr>
-      <w:r>
-        <w:t xml:space="preserve">Menjalankan progam java pada class </w:t>
+      <w:proofErr w:type="spellStart"/>
+      <w:r>
+        <w:t>Menjalankan</w:t>
+      </w:r>
+      <w:proofErr w:type="spellEnd"/>
+      <w:r>
+        <w:t xml:space="preserve"> </w:t>
+      </w:r>
+      <w:proofErr w:type="spellStart"/>
+      <w:r>
+        <w:t>progam</w:t>
+      </w:r>
+      <w:proofErr w:type="spellEnd"/>
+      <w:r>
+        <w:t xml:space="preserve"> java pada class </w:t>
       </w:r>
       <w:r>
         <w:t>MyFirstJava00.java</w:t>
@@ -184,8 +458,21 @@
           <w:numId w:val="1"/>
         </w:numPr>
       </w:pPr>
-      <w:r>
-        <w:t>Menambahkan Extention Pada Java</w:t>
+      <w:proofErr w:type="spellStart"/>
+      <w:r>
+        <w:t>Menambahkan</w:t>
+      </w:r>
+      <w:proofErr w:type="spellEnd"/>
+      <w:r>
+        <w:t xml:space="preserve"> </w:t>
+      </w:r>
+      <w:proofErr w:type="spellStart"/>
+      <w:r>
+        <w:t>Extention</w:t>
+      </w:r>
+      <w:proofErr w:type="spellEnd"/>
+      <w:r>
+        <w:t xml:space="preserve"> Pada Java</w:t>
       </w:r>
     </w:p>
     <w:p>
@@ -196,8 +483,69 @@
           <w:numId w:val="8"/>
         </w:numPr>
       </w:pPr>
-      <w:r>
-        <w:t xml:space="preserve">Gantilah perintah System.out.println menjadi System.out.print pada baris ke 6 dan 7 kemudian jalankan program! </w:t>
+      <w:proofErr w:type="spellStart"/>
+      <w:r>
+        <w:t>Gantilah</w:t>
+      </w:r>
+      <w:proofErr w:type="spellEnd"/>
+      <w:r>
+        <w:t xml:space="preserve"> </w:t>
+      </w:r>
+      <w:proofErr w:type="spellStart"/>
+      <w:r>
+        <w:t>perintah</w:t>
+      </w:r>
+      <w:proofErr w:type="spellEnd"/>
+      <w:r>
+        <w:t xml:space="preserve"> </w:t>
+      </w:r>
+      <w:proofErr w:type="spellStart"/>
+      <w:r>
+        <w:t>System.out.println</w:t>
+      </w:r>
+      <w:proofErr w:type="spellEnd"/>
+      <w:r>
+        <w:t xml:space="preserve"> </w:t>
+      </w:r>
+      <w:proofErr w:type="spellStart"/>
+      <w:r>
+        <w:t>menjadi</w:t>
+      </w:r>
+      <w:proofErr w:type="spellEnd"/>
+      <w:r>
+        <w:t xml:space="preserve"> </w:t>
+      </w:r>
+      <w:proofErr w:type="spellStart"/>
+      <w:r>
+        <w:t>System.out.print</w:t>
+      </w:r>
+      <w:proofErr w:type="spellEnd"/>
+      <w:r>
+        <w:t xml:space="preserve"> pada baris </w:t>
+      </w:r>
+      <w:proofErr w:type="spellStart"/>
+      <w:r>
+        <w:t>ke</w:t>
+      </w:r>
+      <w:proofErr w:type="spellEnd"/>
+      <w:r>
+        <w:t xml:space="preserve"> 6 dan 7 </w:t>
+      </w:r>
+      <w:proofErr w:type="spellStart"/>
+      <w:r>
+        <w:t>kemudian</w:t>
+      </w:r>
+      <w:proofErr w:type="spellEnd"/>
+      <w:r>
+        <w:t xml:space="preserve"> </w:t>
+      </w:r>
+      <w:proofErr w:type="spellStart"/>
+      <w:r>
+        <w:t>jalankan</w:t>
+      </w:r>
+      <w:proofErr w:type="spellEnd"/>
+      <w:r>
+        <w:t xml:space="preserve"> program! </w:t>
       </w:r>
     </w:p>
     <w:p>
@@ -208,8 +556,45 @@
           <w:numId w:val="8"/>
         </w:numPr>
       </w:pPr>
-      <w:r>
-        <w:t xml:space="preserve">Apakah perbedaan System.out.println(".........."); dan System.out.print("............");, Jelaskan! </w:t>
+      <w:proofErr w:type="spellStart"/>
+      <w:r>
+        <w:t>Apakah</w:t>
+      </w:r>
+      <w:proofErr w:type="spellEnd"/>
+      <w:r>
+        <w:t xml:space="preserve"> </w:t>
+      </w:r>
+      <w:proofErr w:type="spellStart"/>
+      <w:r>
+        <w:t>perbedaan</w:t>
+      </w:r>
+      <w:proofErr w:type="spellEnd"/>
+      <w:r>
+        <w:t xml:space="preserve"> </w:t>
+      </w:r>
+      <w:proofErr w:type="spellStart"/>
+      <w:r>
+        <w:t>System.out.println</w:t>
+      </w:r>
+      <w:proofErr w:type="spellEnd"/>
+      <w:r>
+        <w:t xml:space="preserve">(".........."); dan </w:t>
+      </w:r>
+      <w:proofErr w:type="spellStart"/>
+      <w:r>
+        <w:t>System.out.print</w:t>
+      </w:r>
+      <w:proofErr w:type="spellEnd"/>
+      <w:r>
+        <w:t xml:space="preserve">("............");, </w:t>
+      </w:r>
+      <w:proofErr w:type="spellStart"/>
+      <w:r>
+        <w:t>Jelaskan</w:t>
+      </w:r>
+      <w:proofErr w:type="spellEnd"/>
+      <w:r>
+        <w:t xml:space="preserve">! </w:t>
       </w:r>
     </w:p>
     <w:p>
@@ -220,9 +605,59 @@
           <w:numId w:val="8"/>
         </w:numPr>
       </w:pPr>
-      <w:r>
-        <w:t>Gantilah perintah pada baris ke 6 dan 7 menjadi seperti berikut ini</w:t>
-      </w:r>
+      <w:proofErr w:type="spellStart"/>
+      <w:r>
+        <w:t>Gantilah</w:t>
+      </w:r>
+      <w:proofErr w:type="spellEnd"/>
+      <w:r>
+        <w:t xml:space="preserve"> </w:t>
+      </w:r>
+      <w:proofErr w:type="spellStart"/>
+      <w:r>
+        <w:t>perintah</w:t>
+      </w:r>
+      <w:proofErr w:type="spellEnd"/>
+      <w:r>
+        <w:t xml:space="preserve"> pada baris </w:t>
+      </w:r>
+      <w:proofErr w:type="spellStart"/>
+      <w:r>
+        <w:t>ke</w:t>
+      </w:r>
+      <w:proofErr w:type="spellEnd"/>
+      <w:r>
+        <w:t xml:space="preserve"> 6 dan 7 </w:t>
+      </w:r>
+      <w:proofErr w:type="spellStart"/>
+      <w:r>
+        <w:t>menjadi</w:t>
+      </w:r>
+      <w:proofErr w:type="spellEnd"/>
+      <w:r>
+        <w:t xml:space="preserve"> </w:t>
+      </w:r>
+      <w:proofErr w:type="spellStart"/>
+      <w:r>
+        <w:t>seperti</w:t>
+      </w:r>
+      <w:proofErr w:type="spellEnd"/>
+      <w:r>
+        <w:t xml:space="preserve"> </w:t>
+      </w:r>
+      <w:proofErr w:type="spellStart"/>
+      <w:r>
+        <w:t>berikut</w:t>
+      </w:r>
+      <w:proofErr w:type="spellEnd"/>
+      <w:r>
+        <w:t xml:space="preserve"> </w:t>
+      </w:r>
+      <w:proofErr w:type="spellStart"/>
+      <w:r>
+        <w:t>ini</w:t>
+      </w:r>
+      <w:proofErr w:type="spellEnd"/>
       <w:r>
         <w:t xml:space="preserve"> : </w:t>
       </w:r>
@@ -243,6 +678,7 @@
           <w14:ligatures w14:val="none"/>
         </w:rPr>
       </w:pPr>
+      <w:proofErr w:type="spellStart"/>
       <w:r>
         <w:rPr>
           <w:rFonts w:ascii="Consolas" w:eastAsia="Times New Roman" w:hAnsi="Consolas" w:cs="Times New Roman"/>
@@ -303,6 +739,7 @@
         </w:rPr>
         <w:t>print</w:t>
       </w:r>
+      <w:proofErr w:type="spellEnd"/>
       <w:r>
         <w:rPr>
           <w:rFonts w:ascii="Consolas" w:eastAsia="Times New Roman" w:hAnsi="Consolas" w:cs="Times New Roman"/>
@@ -337,7 +774,20 @@
           <w:lang w:eastAsia="en-ID"/>
           <w14:ligatures w14:val="none"/>
         </w:rPr>
-        <w:t>\n</w:t>
+        <w:t>\</w:t>
+      </w:r>
+      <w:proofErr w:type="spellStart"/>
+      <w:r>
+        <w:rPr>
+          <w:rFonts w:ascii="Consolas" w:eastAsia="Times New Roman" w:hAnsi="Consolas" w:cs="Times New Roman"/>
+          <w:color w:val="D7BA7D"/>
+          <w:kern w:val="0"/>
+          <w:sz w:val="21"/>
+          <w:szCs w:val="21"/>
+          <w:lang w:eastAsia="en-ID"/>
+          <w14:ligatures w14:val="none"/>
+        </w:rPr>
+        <w:t>n</w:t>
       </w:r>
       <w:r>
         <w:rPr>
@@ -349,7 +799,46 @@
           <w:lang w:eastAsia="en-ID"/>
           <w14:ligatures w14:val="none"/>
         </w:rPr>
-        <w:t>Belajar Java Itu mudah"</w:t>
+        <w:t>Belajar</w:t>
+      </w:r>
+      <w:proofErr w:type="spellEnd"/>
+      <w:r>
+        <w:rPr>
+          <w:rFonts w:ascii="Consolas" w:eastAsia="Times New Roman" w:hAnsi="Consolas" w:cs="Times New Roman"/>
+          <w:color w:val="A5D6FF"/>
+          <w:kern w:val="0"/>
+          <w:sz w:val="21"/>
+          <w:szCs w:val="21"/>
+          <w:lang w:eastAsia="en-ID"/>
+          <w14:ligatures w14:val="none"/>
+        </w:rPr>
+        <w:t xml:space="preserve"> Java Itu </w:t>
+      </w:r>
+      <w:proofErr w:type="spellStart"/>
+      <w:r>
+        <w:rPr>
+          <w:rFonts w:ascii="Consolas" w:eastAsia="Times New Roman" w:hAnsi="Consolas" w:cs="Times New Roman"/>
+          <w:color w:val="A5D6FF"/>
+          <w:kern w:val="0"/>
+          <w:sz w:val="21"/>
+          <w:szCs w:val="21"/>
+          <w:lang w:eastAsia="en-ID"/>
+          <w14:ligatures w14:val="none"/>
+        </w:rPr>
+        <w:t>mudah</w:t>
+      </w:r>
+      <w:proofErr w:type="spellEnd"/>
+      <w:r>
+        <w:rPr>
+          <w:rFonts w:ascii="Consolas" w:eastAsia="Times New Roman" w:hAnsi="Consolas" w:cs="Times New Roman"/>
+          <w:color w:val="A5D6FF"/>
+          <w:kern w:val="0"/>
+          <w:sz w:val="21"/>
+          <w:szCs w:val="21"/>
+          <w:lang w:eastAsia="en-ID"/>
+          <w14:ligatures w14:val="none"/>
+        </w:rPr>
+        <w:t>"</w:t>
       </w:r>
       <w:r>
         <w:rPr>
@@ -380,6 +869,7 @@
           <w14:ligatures w14:val="none"/>
         </w:rPr>
       </w:pPr>
+      <w:proofErr w:type="spellStart"/>
       <w:r>
         <w:rPr>
           <w:rFonts w:ascii="Consolas" w:eastAsia="Times New Roman" w:hAnsi="Consolas" w:cs="Times New Roman"/>
@@ -440,6 +930,7 @@
         </w:rPr>
         <w:t>print</w:t>
       </w:r>
+      <w:proofErr w:type="spellEnd"/>
       <w:r>
         <w:rPr>
           <w:rFonts w:ascii="Consolas" w:eastAsia="Times New Roman" w:hAnsi="Consolas" w:cs="Times New Roman"/>
@@ -474,7 +965,20 @@
           <w:lang w:eastAsia="en-ID"/>
           <w14:ligatures w14:val="none"/>
         </w:rPr>
-        <w:t>\n</w:t>
+        <w:t>\</w:t>
+      </w:r>
+      <w:proofErr w:type="spellStart"/>
+      <w:r>
+        <w:rPr>
+          <w:rFonts w:ascii="Consolas" w:eastAsia="Times New Roman" w:hAnsi="Consolas" w:cs="Times New Roman"/>
+          <w:color w:val="D7BA7D"/>
+          <w:kern w:val="0"/>
+          <w:sz w:val="21"/>
+          <w:szCs w:val="21"/>
+          <w:lang w:eastAsia="en-ID"/>
+          <w14:ligatures w14:val="none"/>
+        </w:rPr>
+        <w:t>n</w:t>
       </w:r>
       <w:r>
         <w:rPr>
@@ -486,7 +990,124 @@
           <w:lang w:eastAsia="en-ID"/>
           <w14:ligatures w14:val="none"/>
         </w:rPr>
-        <w:t>Semakin sering mencoba, semakin mahir"</w:t>
+        <w:t>Semakin</w:t>
+      </w:r>
+      <w:proofErr w:type="spellEnd"/>
+      <w:r>
+        <w:rPr>
+          <w:rFonts w:ascii="Consolas" w:eastAsia="Times New Roman" w:hAnsi="Consolas" w:cs="Times New Roman"/>
+          <w:color w:val="A5D6FF"/>
+          <w:kern w:val="0"/>
+          <w:sz w:val="21"/>
+          <w:szCs w:val="21"/>
+          <w:lang w:eastAsia="en-ID"/>
+          <w14:ligatures w14:val="none"/>
+        </w:rPr>
+        <w:t xml:space="preserve"> </w:t>
+      </w:r>
+      <w:proofErr w:type="spellStart"/>
+      <w:r>
+        <w:rPr>
+          <w:rFonts w:ascii="Consolas" w:eastAsia="Times New Roman" w:hAnsi="Consolas" w:cs="Times New Roman"/>
+          <w:color w:val="A5D6FF"/>
+          <w:kern w:val="0"/>
+          <w:sz w:val="21"/>
+          <w:szCs w:val="21"/>
+          <w:lang w:eastAsia="en-ID"/>
+          <w14:ligatures w14:val="none"/>
+        </w:rPr>
+        <w:t>sering</w:t>
+      </w:r>
+      <w:proofErr w:type="spellEnd"/>
+      <w:r>
+        <w:rPr>
+          <w:rFonts w:ascii="Consolas" w:eastAsia="Times New Roman" w:hAnsi="Consolas" w:cs="Times New Roman"/>
+          <w:color w:val="A5D6FF"/>
+          <w:kern w:val="0"/>
+          <w:sz w:val="21"/>
+          <w:szCs w:val="21"/>
+          <w:lang w:eastAsia="en-ID"/>
+          <w14:ligatures w14:val="none"/>
+        </w:rPr>
+        <w:t xml:space="preserve"> </w:t>
+      </w:r>
+      <w:proofErr w:type="spellStart"/>
+      <w:r>
+        <w:rPr>
+          <w:rFonts w:ascii="Consolas" w:eastAsia="Times New Roman" w:hAnsi="Consolas" w:cs="Times New Roman"/>
+          <w:color w:val="A5D6FF"/>
+          <w:kern w:val="0"/>
+          <w:sz w:val="21"/>
+          <w:szCs w:val="21"/>
+          <w:lang w:eastAsia="en-ID"/>
+          <w14:ligatures w14:val="none"/>
+        </w:rPr>
+        <w:t>mencoba</w:t>
+      </w:r>
+      <w:proofErr w:type="spellEnd"/>
+      <w:r>
+        <w:rPr>
+          <w:rFonts w:ascii="Consolas" w:eastAsia="Times New Roman" w:hAnsi="Consolas" w:cs="Times New Roman"/>
+          <w:color w:val="A5D6FF"/>
+          <w:kern w:val="0"/>
+          <w:sz w:val="21"/>
+          <w:szCs w:val="21"/>
+          <w:lang w:eastAsia="en-ID"/>
+          <w14:ligatures w14:val="none"/>
+        </w:rPr>
+        <w:t xml:space="preserve">, </w:t>
+      </w:r>
+      <w:proofErr w:type="spellStart"/>
+      <w:r>
+        <w:rPr>
+          <w:rFonts w:ascii="Consolas" w:eastAsia="Times New Roman" w:hAnsi="Consolas" w:cs="Times New Roman"/>
+          <w:color w:val="A5D6FF"/>
+          <w:kern w:val="0"/>
+          <w:sz w:val="21"/>
+          <w:szCs w:val="21"/>
+          <w:lang w:eastAsia="en-ID"/>
+          <w14:ligatures w14:val="none"/>
+        </w:rPr>
+        <w:t>semakin</w:t>
+      </w:r>
+      <w:proofErr w:type="spellEnd"/>
+      <w:r>
+        <w:rPr>
+          <w:rFonts w:ascii="Consolas" w:eastAsia="Times New Roman" w:hAnsi="Consolas" w:cs="Times New Roman"/>
+          <w:color w:val="A5D6FF"/>
+          <w:kern w:val="0"/>
+          <w:sz w:val="21"/>
+          <w:szCs w:val="21"/>
+          <w:lang w:eastAsia="en-ID"/>
+          <w14:ligatures w14:val="none"/>
+        </w:rPr>
+        <w:t xml:space="preserve"> </w:t>
+      </w:r>
+      <w:proofErr w:type="spellStart"/>
+      <w:r>
+        <w:rPr>
+          <w:rFonts w:ascii="Consolas" w:eastAsia="Times New Roman" w:hAnsi="Consolas" w:cs="Times New Roman"/>
+          <w:color w:val="A5D6FF"/>
+          <w:kern w:val="0"/>
+          <w:sz w:val="21"/>
+          <w:szCs w:val="21"/>
+          <w:lang w:eastAsia="en-ID"/>
+          <w14:ligatures w14:val="none"/>
+        </w:rPr>
+        <w:t>mahir</w:t>
+      </w:r>
+      <w:proofErr w:type="spellEnd"/>
+      <w:r>
+        <w:rPr>
+          <w:rFonts w:ascii="Consolas" w:eastAsia="Times New Roman" w:hAnsi="Consolas" w:cs="Times New Roman"/>
+          <w:color w:val="A5D6FF"/>
+          <w:kern w:val="0"/>
+          <w:sz w:val="21"/>
+          <w:szCs w:val="21"/>
+          <w:lang w:eastAsia="en-ID"/>
+          <w14:ligatures w14:val="none"/>
+        </w:rPr>
+        <w:t>"</w:t>
       </w:r>
       <w:r>
         <w:rPr>
@@ -509,8 +1130,37 @@
           <w:numId w:val="8"/>
         </w:numPr>
       </w:pPr>
-      <w:r>
-        <w:t xml:space="preserve">Jelaskan fungsi perintah \n pada baris ke 6 dan 7! </w:t>
+      <w:proofErr w:type="spellStart"/>
+      <w:r>
+        <w:t>Jelaskan</w:t>
+      </w:r>
+      <w:proofErr w:type="spellEnd"/>
+      <w:r>
+        <w:t xml:space="preserve"> </w:t>
+      </w:r>
+      <w:proofErr w:type="spellStart"/>
+      <w:r>
+        <w:t>fungsi</w:t>
+      </w:r>
+      <w:proofErr w:type="spellEnd"/>
+      <w:r>
+        <w:t xml:space="preserve"> </w:t>
+      </w:r>
+      <w:proofErr w:type="spellStart"/>
+      <w:r>
+        <w:t>perintah</w:t>
+      </w:r>
+      <w:proofErr w:type="spellEnd"/>
+      <w:r>
+        <w:t xml:space="preserve"> \n pada baris </w:t>
+      </w:r>
+      <w:proofErr w:type="spellStart"/>
+      <w:r>
+        <w:t>ke</w:t>
+      </w:r>
+      <w:proofErr w:type="spellEnd"/>
+      <w:r>
+        <w:t xml:space="preserve"> 6 dan 7! </w:t>
       </w:r>
     </w:p>
     <w:p>
@@ -522,7 +1172,55 @@
         </w:numPr>
       </w:pPr>
       <w:r>
-        <w:t xml:space="preserve">Pada baris ke 7 tambahkan karakter // sehingga baris tersebut menjadi </w:t>
+        <w:t xml:space="preserve">Pada baris </w:t>
+      </w:r>
+      <w:proofErr w:type="spellStart"/>
+      <w:r>
+        <w:t>ke</w:t>
+      </w:r>
+      <w:proofErr w:type="spellEnd"/>
+      <w:r>
+        <w:t xml:space="preserve"> 7 </w:t>
+      </w:r>
+      <w:proofErr w:type="spellStart"/>
+      <w:r>
+        <w:t>tambahkan</w:t>
+      </w:r>
+      <w:proofErr w:type="spellEnd"/>
+      <w:r>
+        <w:t xml:space="preserve"> </w:t>
+      </w:r>
+      <w:proofErr w:type="spellStart"/>
+      <w:r>
+        <w:t>karakter</w:t>
+      </w:r>
+      <w:proofErr w:type="spellEnd"/>
+      <w:r>
+        <w:t xml:space="preserve"> // </w:t>
+      </w:r>
+      <w:proofErr w:type="spellStart"/>
+      <w:r>
+        <w:t>sehingga</w:t>
+      </w:r>
+      <w:proofErr w:type="spellEnd"/>
+      <w:r>
+        <w:t xml:space="preserve"> baris </w:t>
+      </w:r>
+      <w:proofErr w:type="spellStart"/>
+      <w:r>
+        <w:t>tersebut</w:t>
+      </w:r>
+      <w:proofErr w:type="spellEnd"/>
+      <w:r>
+        <w:t xml:space="preserve"> </w:t>
+      </w:r>
+      <w:proofErr w:type="spellStart"/>
+      <w:r>
+        <w:t>menjadi</w:t>
+      </w:r>
+      <w:proofErr w:type="spellEnd"/>
+      <w:r>
+        <w:t xml:space="preserve"> </w:t>
       </w:r>
       <w:r>
         <w:t>:</w:t>
@@ -554,7 +1252,163 @@
           <w:lang w:eastAsia="en-ID"/>
           <w14:ligatures w14:val="none"/>
         </w:rPr>
-        <w:t>//System.out.print("\nSemakin sering mencoba, semakin mahir");</w:t>
+        <w:t>//</w:t>
+      </w:r>
+      <w:proofErr w:type="spellStart"/>
+      <w:r>
+        <w:rPr>
+          <w:rFonts w:ascii="Consolas" w:eastAsia="Times New Roman" w:hAnsi="Consolas" w:cs="Times New Roman"/>
+          <w:color w:val="8B949E"/>
+          <w:kern w:val="0"/>
+          <w:sz w:val="21"/>
+          <w:szCs w:val="21"/>
+          <w:lang w:eastAsia="en-ID"/>
+          <w14:ligatures w14:val="none"/>
+        </w:rPr>
+        <w:t>System.out.print</w:t>
+      </w:r>
+      <w:proofErr w:type="spellEnd"/>
+      <w:r>
+        <w:rPr>
+          <w:rFonts w:ascii="Consolas" w:eastAsia="Times New Roman" w:hAnsi="Consolas" w:cs="Times New Roman"/>
+          <w:color w:val="8B949E"/>
+          <w:kern w:val="0"/>
+          <w:sz w:val="21"/>
+          <w:szCs w:val="21"/>
+          <w:lang w:eastAsia="en-ID"/>
+          <w14:ligatures w14:val="none"/>
+        </w:rPr>
+        <w:t>("\</w:t>
+      </w:r>
+      <w:proofErr w:type="spellStart"/>
+      <w:r>
+        <w:rPr>
+          <w:rFonts w:ascii="Consolas" w:eastAsia="Times New Roman" w:hAnsi="Consolas" w:cs="Times New Roman"/>
+          <w:color w:val="8B949E"/>
+          <w:kern w:val="0"/>
+          <w:sz w:val="21"/>
+          <w:szCs w:val="21"/>
+          <w:lang w:eastAsia="en-ID"/>
+          <w14:ligatures w14:val="none"/>
+        </w:rPr>
+        <w:t>nSemakin</w:t>
+      </w:r>
+      <w:proofErr w:type="spellEnd"/>
+      <w:r>
+        <w:rPr>
+          <w:rFonts w:ascii="Consolas" w:eastAsia="Times New Roman" w:hAnsi="Consolas" w:cs="Times New Roman"/>
+          <w:color w:val="8B949E"/>
+          <w:kern w:val="0"/>
+          <w:sz w:val="21"/>
+          <w:szCs w:val="21"/>
+          <w:lang w:eastAsia="en-ID"/>
+          <w14:ligatures w14:val="none"/>
+        </w:rPr>
+        <w:t xml:space="preserve"> </w:t>
+      </w:r>
+      <w:proofErr w:type="spellStart"/>
+      <w:r>
+        <w:rPr>
+          <w:rFonts w:ascii="Consolas" w:eastAsia="Times New Roman" w:hAnsi="Consolas" w:cs="Times New Roman"/>
+          <w:color w:val="8B949E"/>
+          <w:kern w:val="0"/>
+          <w:sz w:val="21"/>
+          <w:szCs w:val="21"/>
+          <w:lang w:eastAsia="en-ID"/>
+          <w14:ligatures w14:val="none"/>
+        </w:rPr>
+        <w:t>sering</w:t>
+      </w:r>
+      <w:proofErr w:type="spellEnd"/>
+      <w:r>
+        <w:rPr>
+          <w:rFonts w:ascii="Consolas" w:eastAsia="Times New Roman" w:hAnsi="Consolas" w:cs="Times New Roman"/>
+          <w:color w:val="8B949E"/>
+          <w:kern w:val="0"/>
+          <w:sz w:val="21"/>
+          <w:szCs w:val="21"/>
+          <w:lang w:eastAsia="en-ID"/>
+          <w14:ligatures w14:val="none"/>
+        </w:rPr>
+        <w:t xml:space="preserve"> </w:t>
+      </w:r>
+      <w:proofErr w:type="spellStart"/>
+      <w:r>
+        <w:rPr>
+          <w:rFonts w:ascii="Consolas" w:eastAsia="Times New Roman" w:hAnsi="Consolas" w:cs="Times New Roman"/>
+          <w:color w:val="8B949E"/>
+          <w:kern w:val="0"/>
+          <w:sz w:val="21"/>
+          <w:szCs w:val="21"/>
+          <w:lang w:eastAsia="en-ID"/>
+          <w14:ligatures w14:val="none"/>
+        </w:rPr>
+        <w:t>mencoba</w:t>
+      </w:r>
+      <w:proofErr w:type="spellEnd"/>
+      <w:r>
+        <w:rPr>
+          <w:rFonts w:ascii="Consolas" w:eastAsia="Times New Roman" w:hAnsi="Consolas" w:cs="Times New Roman"/>
+          <w:color w:val="8B949E"/>
+          <w:kern w:val="0"/>
+          <w:sz w:val="21"/>
+          <w:szCs w:val="21"/>
+          <w:lang w:eastAsia="en-ID"/>
+          <w14:ligatures w14:val="none"/>
+        </w:rPr>
+        <w:t xml:space="preserve">, </w:t>
+      </w:r>
+      <w:proofErr w:type="spellStart"/>
+      <w:r>
+        <w:rPr>
+          <w:rFonts w:ascii="Consolas" w:eastAsia="Times New Roman" w:hAnsi="Consolas" w:cs="Times New Roman"/>
+          <w:color w:val="8B949E"/>
+          <w:kern w:val="0"/>
+          <w:sz w:val="21"/>
+          <w:szCs w:val="21"/>
+          <w:lang w:eastAsia="en-ID"/>
+          <w14:ligatures w14:val="none"/>
+        </w:rPr>
+        <w:t>semakin</w:t>
+      </w:r>
+      <w:proofErr w:type="spellEnd"/>
+      <w:r>
+        <w:rPr>
+          <w:rFonts w:ascii="Consolas" w:eastAsia="Times New Roman" w:hAnsi="Consolas" w:cs="Times New Roman"/>
+          <w:color w:val="8B949E"/>
+          <w:kern w:val="0"/>
+          <w:sz w:val="21"/>
+          <w:szCs w:val="21"/>
+          <w:lang w:eastAsia="en-ID"/>
+          <w14:ligatures w14:val="none"/>
+        </w:rPr>
+        <w:t xml:space="preserve"> </w:t>
+      </w:r>
+      <w:proofErr w:type="spellStart"/>
+      <w:r>
+        <w:rPr>
+          <w:rFonts w:ascii="Consolas" w:eastAsia="Times New Roman" w:hAnsi="Consolas" w:cs="Times New Roman"/>
+          <w:color w:val="8B949E"/>
+          <w:kern w:val="0"/>
+          <w:sz w:val="21"/>
+          <w:szCs w:val="21"/>
+          <w:lang w:eastAsia="en-ID"/>
+          <w14:ligatures w14:val="none"/>
+        </w:rPr>
+        <w:t>mahir</w:t>
+      </w:r>
+      <w:proofErr w:type="spellEnd"/>
+      <w:r>
+        <w:rPr>
+          <w:rFonts w:ascii="Consolas" w:eastAsia="Times New Roman" w:hAnsi="Consolas" w:cs="Times New Roman"/>
+          <w:color w:val="8B949E"/>
+          <w:kern w:val="0"/>
+          <w:sz w:val="21"/>
+          <w:szCs w:val="21"/>
+          <w:lang w:eastAsia="en-ID"/>
+          <w14:ligatures w14:val="none"/>
+        </w:rPr>
+        <w:t>");</w:t>
       </w:r>
     </w:p>
     <w:p>
@@ -565,8 +1419,61 @@
           <w:numId w:val="8"/>
         </w:numPr>
       </w:pPr>
-      <w:r>
-        <w:t>Jalankan program dan amati apakah yang terjadi! Jelaskan fungsi karakter //</w:t>
+      <w:proofErr w:type="spellStart"/>
+      <w:r>
+        <w:t>Jalankan</w:t>
+      </w:r>
+      <w:proofErr w:type="spellEnd"/>
+      <w:r>
+        <w:t xml:space="preserve"> program dan </w:t>
+      </w:r>
+      <w:proofErr w:type="spellStart"/>
+      <w:r>
+        <w:t>amati</w:t>
+      </w:r>
+      <w:proofErr w:type="spellEnd"/>
+      <w:r>
+        <w:t xml:space="preserve"> </w:t>
+      </w:r>
+      <w:proofErr w:type="spellStart"/>
+      <w:r>
+        <w:t>apakah</w:t>
+      </w:r>
+      <w:proofErr w:type="spellEnd"/>
+      <w:r>
+        <w:t xml:space="preserve"> yang </w:t>
+      </w:r>
+      <w:proofErr w:type="spellStart"/>
+      <w:r>
+        <w:t>terjadi</w:t>
+      </w:r>
+      <w:proofErr w:type="spellEnd"/>
+      <w:r>
+        <w:t xml:space="preserve">! </w:t>
+      </w:r>
+      <w:proofErr w:type="spellStart"/>
+      <w:r>
+        <w:t>Jelaskan</w:t>
+      </w:r>
+      <w:proofErr w:type="spellEnd"/>
+      <w:r>
+        <w:t xml:space="preserve"> </w:t>
+      </w:r>
+      <w:proofErr w:type="spellStart"/>
+      <w:r>
+        <w:t>fungsi</w:t>
+      </w:r>
+      <w:proofErr w:type="spellEnd"/>
+      <w:r>
+        <w:t xml:space="preserve"> </w:t>
+      </w:r>
+      <w:proofErr w:type="spellStart"/>
+      <w:r>
+        <w:t>karakter</w:t>
+      </w:r>
+      <w:proofErr w:type="spellEnd"/>
+      <w:r>
+        <w:t xml:space="preserve"> //</w:t>
       </w:r>
     </w:p>
     <w:p>
@@ -591,6 +1498,9 @@
         <w:ind w:left="1134"/>
       </w:pPr>
       <w:r>
+        <w:rPr>
+          <w:noProof/>
+        </w:rPr>
         <w:drawing>
           <wp:inline distT="0" distB="0" distL="0" distR="0" wp14:anchorId="2F99BB3E" wp14:editId="6B9D82B7">
             <wp:extent cx="2630465" cy="1479600"/>
@@ -607,7 +1517,7 @@
                     <pic:cNvPicPr/>
                   </pic:nvPicPr>
                   <pic:blipFill>
-                    <a:blip r:embed="rId5"/>
+                    <a:blip r:embed="rId6"/>
                     <a:stretch>
                       <a:fillRect/>
                     </a:stretch>
@@ -631,6 +1541,327 @@
     <w:p>
       <w:pPr>
         <w:pStyle w:val="ListParagraph"/>
+        <w:ind w:left="1134"/>
+      </w:pPr>
+      <w:proofErr w:type="spellStart"/>
+      <w:r>
+        <w:lastRenderedPageBreak/>
+        <w:t>System.out.println</w:t>
+      </w:r>
+      <w:proofErr w:type="spellEnd"/>
+      <w:r>
+        <w:t>("Vi</w:t>
+      </w:r>
+      <w:r>
+        <w:t>q</w:t>
+      </w:r>
+      <w:r>
+        <w:t>i");</w:t>
+      </w:r>
+      <w:r>
+        <w:t xml:space="preserve">, </w:t>
+      </w:r>
+      <w:proofErr w:type="spellStart"/>
+      <w:r>
+        <w:t>untuk</w:t>
+      </w:r>
+      <w:proofErr w:type="spellEnd"/>
+      <w:r>
+        <w:t xml:space="preserve"> </w:t>
+      </w:r>
+      <w:proofErr w:type="spellStart"/>
+      <w:r>
+        <w:t>menampilkan</w:t>
+      </w:r>
+      <w:proofErr w:type="spellEnd"/>
+      <w:r>
+        <w:t xml:space="preserve"> text dan text </w:t>
+      </w:r>
+      <w:proofErr w:type="spellStart"/>
+      <w:r>
+        <w:t>seterusnya</w:t>
+      </w:r>
+      <w:proofErr w:type="spellEnd"/>
+      <w:r>
+        <w:t xml:space="preserve"> </w:t>
+      </w:r>
+      <w:proofErr w:type="spellStart"/>
+      <w:r>
+        <w:t>akan</w:t>
+      </w:r>
+      <w:proofErr w:type="spellEnd"/>
+      <w:r>
+        <w:t xml:space="preserve"> </w:t>
+      </w:r>
+      <w:proofErr w:type="spellStart"/>
+      <w:r>
+        <w:t>dibawahnya</w:t>
+      </w:r>
+      <w:proofErr w:type="spellEnd"/>
+      <w:r>
+        <w:t xml:space="preserve">. </w:t>
+      </w:r>
+      <w:proofErr w:type="spellStart"/>
+      <w:r>
+        <w:t>System.out.print</w:t>
+      </w:r>
+      <w:proofErr w:type="spellEnd"/>
+      <w:r>
+        <w:t>("</w:t>
+      </w:r>
+      <w:proofErr w:type="spellStart"/>
+      <w:r>
+        <w:t>Belajar</w:t>
+      </w:r>
+      <w:proofErr w:type="spellEnd"/>
+      <w:r>
+        <w:t xml:space="preserve"> Java Itu </w:t>
+      </w:r>
+      <w:proofErr w:type="spellStart"/>
+      <w:r>
+        <w:t>mudah</w:t>
+      </w:r>
+      <w:proofErr w:type="spellEnd"/>
+      <w:r>
+        <w:t>");</w:t>
+      </w:r>
+      <w:r>
+        <w:t xml:space="preserve"> </w:t>
+      </w:r>
+      <w:proofErr w:type="spellStart"/>
+      <w:r>
+        <w:t>untuk</w:t>
+      </w:r>
+      <w:proofErr w:type="spellEnd"/>
+      <w:r>
+        <w:t xml:space="preserve"> </w:t>
+      </w:r>
+      <w:proofErr w:type="spellStart"/>
+      <w:r>
+        <w:t>menampilkan</w:t>
+      </w:r>
+      <w:proofErr w:type="spellEnd"/>
+      <w:r>
+        <w:t xml:space="preserve"> text dan text </w:t>
+      </w:r>
+      <w:proofErr w:type="spellStart"/>
+      <w:r>
+        <w:t>seterusnya</w:t>
+      </w:r>
+      <w:proofErr w:type="spellEnd"/>
+      <w:r>
+        <w:t xml:space="preserve"> </w:t>
+      </w:r>
+      <w:proofErr w:type="spellStart"/>
+      <w:r>
+        <w:t>akan</w:t>
+      </w:r>
+      <w:proofErr w:type="spellEnd"/>
+      <w:r>
+        <w:t xml:space="preserve"> di </w:t>
+      </w:r>
+      <w:proofErr w:type="spellStart"/>
+      <w:r>
+        <w:t>sampingnya</w:t>
+      </w:r>
+      <w:proofErr w:type="spellEnd"/>
+      <w:r>
+        <w:t xml:space="preserve">. </w:t>
+      </w:r>
+      <w:proofErr w:type="spellStart"/>
+      <w:r>
+        <w:t>System.out.print</w:t>
+      </w:r>
+      <w:r>
+        <w:t>ln</w:t>
+      </w:r>
+      <w:proofErr w:type="spellEnd"/>
+      <w:r>
+        <w:t>("</w:t>
+      </w:r>
+      <w:proofErr w:type="spellStart"/>
+      <w:r>
+        <w:t>Semakin</w:t>
+      </w:r>
+      <w:proofErr w:type="spellEnd"/>
+      <w:r>
+        <w:t xml:space="preserve"> </w:t>
+      </w:r>
+      <w:proofErr w:type="spellStart"/>
+      <w:r>
+        <w:t>sering</w:t>
+      </w:r>
+      <w:proofErr w:type="spellEnd"/>
+      <w:r>
+        <w:t xml:space="preserve"> </w:t>
+      </w:r>
+      <w:proofErr w:type="spellStart"/>
+      <w:r>
+        <w:t>mencoba</w:t>
+      </w:r>
+      <w:proofErr w:type="spellEnd"/>
+      <w:r>
+        <w:t xml:space="preserve">, </w:t>
+      </w:r>
+      <w:proofErr w:type="spellStart"/>
+      <w:r>
+        <w:t>semakin</w:t>
+      </w:r>
+      <w:proofErr w:type="spellEnd"/>
+      <w:r>
+        <w:t xml:space="preserve"> </w:t>
+      </w:r>
+      <w:proofErr w:type="spellStart"/>
+      <w:r>
+        <w:t>mahir</w:t>
+      </w:r>
+      <w:proofErr w:type="spellEnd"/>
+      <w:r>
+        <w:t>");</w:t>
+      </w:r>
+      <w:r>
+        <w:t xml:space="preserve">, </w:t>
+      </w:r>
+      <w:proofErr w:type="spellStart"/>
+      <w:r>
+        <w:t>untuk</w:t>
+      </w:r>
+      <w:proofErr w:type="spellEnd"/>
+      <w:r>
+        <w:t xml:space="preserve"> </w:t>
+      </w:r>
+      <w:proofErr w:type="spellStart"/>
+      <w:r>
+        <w:t>menampilkan</w:t>
+      </w:r>
+      <w:proofErr w:type="spellEnd"/>
+      <w:r>
+        <w:t xml:space="preserve"> text dan text </w:t>
+      </w:r>
+      <w:proofErr w:type="spellStart"/>
+      <w:r>
+        <w:t>seterusnya</w:t>
+      </w:r>
+      <w:proofErr w:type="spellEnd"/>
+      <w:r>
+        <w:t xml:space="preserve"> </w:t>
+      </w:r>
+      <w:proofErr w:type="spellStart"/>
+      <w:r>
+        <w:t>akan</w:t>
+      </w:r>
+      <w:proofErr w:type="spellEnd"/>
+      <w:r>
+        <w:t xml:space="preserve"> di </w:t>
+      </w:r>
+      <w:proofErr w:type="spellStart"/>
+      <w:r>
+        <w:t>sampingnya</w:t>
+      </w:r>
+      <w:proofErr w:type="spellEnd"/>
+      <w:r>
+        <w:t xml:space="preserve">. Hasil </w:t>
+      </w:r>
+      <w:proofErr w:type="spellStart"/>
+      <w:r>
+        <w:t>dari</w:t>
+      </w:r>
+      <w:proofErr w:type="spellEnd"/>
+      <w:r>
+        <w:t xml:space="preserve"> code </w:t>
+      </w:r>
+      <w:proofErr w:type="spellStart"/>
+      <w:r>
+        <w:t>diatas</w:t>
+      </w:r>
+      <w:proofErr w:type="spellEnd"/>
+      <w:r>
+        <w:t xml:space="preserve"> </w:t>
+      </w:r>
+      <w:proofErr w:type="spellStart"/>
+      <w:r>
+        <w:t>akan</w:t>
+      </w:r>
+      <w:proofErr w:type="spellEnd"/>
+      <w:r>
+        <w:t xml:space="preserve"> : </w:t>
+      </w:r>
+    </w:p>
+    <w:p>
+      <w:pPr>
+        <w:pStyle w:val="ListParagraph"/>
+        <w:ind w:left="1134"/>
+      </w:pPr>
+      <w:r>
+        <w:t>Vi</w:t>
+      </w:r>
+      <w:r>
+        <w:t>q</w:t>
+      </w:r>
+      <w:r>
+        <w:t>i</w:t>
+      </w:r>
+    </w:p>
+    <w:p>
+      <w:pPr>
+        <w:pStyle w:val="ListParagraph"/>
+        <w:ind w:left="1134"/>
+      </w:pPr>
+      <w:proofErr w:type="spellStart"/>
+      <w:r>
+        <w:t>Belajar</w:t>
+      </w:r>
+      <w:proofErr w:type="spellEnd"/>
+      <w:r>
+        <w:t xml:space="preserve"> Java Itu </w:t>
+      </w:r>
+      <w:proofErr w:type="spellStart"/>
+      <w:r>
+        <w:t>mudahSemakin</w:t>
+      </w:r>
+      <w:proofErr w:type="spellEnd"/>
+      <w:r>
+        <w:t xml:space="preserve"> </w:t>
+      </w:r>
+      <w:proofErr w:type="spellStart"/>
+      <w:r>
+        <w:t>sering</w:t>
+      </w:r>
+      <w:proofErr w:type="spellEnd"/>
+      <w:r>
+        <w:t xml:space="preserve"> </w:t>
+      </w:r>
+      <w:proofErr w:type="spellStart"/>
+      <w:r>
+        <w:t>mencoba</w:t>
+      </w:r>
+      <w:proofErr w:type="spellEnd"/>
+      <w:r>
+        <w:t xml:space="preserve">, </w:t>
+      </w:r>
+      <w:proofErr w:type="spellStart"/>
+      <w:r>
+        <w:t>semakin</w:t>
+      </w:r>
+      <w:proofErr w:type="spellEnd"/>
+      <w:r>
+        <w:t xml:space="preserve"> </w:t>
+      </w:r>
+      <w:proofErr w:type="spellStart"/>
+      <w:r>
+        <w:t>mahir</w:t>
+      </w:r>
+      <w:proofErr w:type="spellEnd"/>
+    </w:p>
+    <w:p>
+      <w:pPr>
+        <w:pStyle w:val="ListParagraph"/>
+        <w:ind w:left="1134"/>
+      </w:pPr>
+    </w:p>
+    <w:p>
+      <w:pPr>
+        <w:pStyle w:val="ListParagraph"/>
         <w:ind w:left="1134" w:hanging="425"/>
       </w:pPr>
     </w:p>
@@ -644,20 +1875,130 @@
         <w:ind w:left="1134" w:hanging="425"/>
       </w:pPr>
       <w:r>
-        <w:lastRenderedPageBreak/>
         <w:t xml:space="preserve">Jika </w:t>
       </w:r>
-      <w:r>
-        <w:t>System.out.println("..........");</w:t>
-      </w:r>
-      <w:r>
-        <w:t xml:space="preserve"> maka teksnya akan pindah baris(seperti enter), jika </w:t>
-      </w:r>
-      <w:r>
-        <w:t xml:space="preserve">System.out.print </w:t>
-      </w:r>
-      <w:r>
-        <w:t>maka teks akan kesamping dari teks sebelumnya.</w:t>
+      <w:proofErr w:type="spellStart"/>
+      <w:r>
+        <w:t>System.out.println</w:t>
+      </w:r>
+      <w:proofErr w:type="spellEnd"/>
+      <w:r>
+        <w:t>("..........");</w:t>
+      </w:r>
+      <w:r>
+        <w:t xml:space="preserve"> </w:t>
+      </w:r>
+      <w:proofErr w:type="spellStart"/>
+      <w:r>
+        <w:t>maka</w:t>
+      </w:r>
+      <w:proofErr w:type="spellEnd"/>
+      <w:r>
+        <w:t xml:space="preserve"> </w:t>
+      </w:r>
+      <w:proofErr w:type="spellStart"/>
+      <w:r>
+        <w:t>teksnya</w:t>
+      </w:r>
+      <w:proofErr w:type="spellEnd"/>
+      <w:r>
+        <w:t xml:space="preserve"> </w:t>
+      </w:r>
+      <w:proofErr w:type="spellStart"/>
+      <w:r>
+        <w:t>akan</w:t>
+      </w:r>
+      <w:proofErr w:type="spellEnd"/>
+      <w:r>
+        <w:t xml:space="preserve"> </w:t>
+      </w:r>
+      <w:proofErr w:type="spellStart"/>
+      <w:r>
+        <w:t>pindah</w:t>
+      </w:r>
+      <w:proofErr w:type="spellEnd"/>
+      <w:r>
+        <w:t xml:space="preserve"> baris(</w:t>
+      </w:r>
+      <w:proofErr w:type="spellStart"/>
+      <w:r>
+        <w:t>seperti</w:t>
+      </w:r>
+      <w:proofErr w:type="spellEnd"/>
+      <w:r>
+        <w:t xml:space="preserve"> enter), </w:t>
+      </w:r>
+      <w:proofErr w:type="spellStart"/>
+      <w:r>
+        <w:t>jika</w:t>
+      </w:r>
+      <w:proofErr w:type="spellEnd"/>
+      <w:r>
+        <w:t xml:space="preserve"> </w:t>
+      </w:r>
+      <w:proofErr w:type="spellStart"/>
+      <w:r>
+        <w:t>System.out.print</w:t>
+      </w:r>
+      <w:proofErr w:type="spellEnd"/>
+      <w:r>
+        <w:t xml:space="preserve"> </w:t>
+      </w:r>
+      <w:proofErr w:type="spellStart"/>
+      <w:r>
+        <w:t>maka</w:t>
+      </w:r>
+      <w:proofErr w:type="spellEnd"/>
+      <w:r>
+        <w:t xml:space="preserve"> </w:t>
+      </w:r>
+      <w:proofErr w:type="spellStart"/>
+      <w:r>
+        <w:t>teks</w:t>
+      </w:r>
+      <w:proofErr w:type="spellEnd"/>
+      <w:r>
+        <w:t xml:space="preserve"> </w:t>
+      </w:r>
+      <w:proofErr w:type="spellStart"/>
+      <w:r>
+        <w:t>akan</w:t>
+      </w:r>
+      <w:proofErr w:type="spellEnd"/>
+      <w:r>
+        <w:t xml:space="preserve"> </w:t>
+      </w:r>
+      <w:proofErr w:type="spellStart"/>
+      <w:r>
+        <w:t>kesamping</w:t>
+      </w:r>
+      <w:proofErr w:type="spellEnd"/>
+      <w:r>
+        <w:t xml:space="preserve"> </w:t>
+      </w:r>
+      <w:proofErr w:type="spellStart"/>
+      <w:r>
+        <w:t>dari</w:t>
+      </w:r>
+      <w:proofErr w:type="spellEnd"/>
+      <w:r>
+        <w:t xml:space="preserve"> </w:t>
+      </w:r>
+      <w:proofErr w:type="spellStart"/>
+      <w:r>
+        <w:t>teks</w:t>
+      </w:r>
+      <w:proofErr w:type="spellEnd"/>
+      <w:r>
+        <w:t xml:space="preserve"> </w:t>
+      </w:r>
+      <w:proofErr w:type="spellStart"/>
+      <w:r>
+        <w:t>sebelumnya</w:t>
+      </w:r>
+      <w:proofErr w:type="spellEnd"/>
+      <w:r>
+        <w:t>.</w:t>
       </w:r>
     </w:p>
     <w:p>
@@ -695,7 +2036,7 @@
                     <pic:cNvPicPr/>
                   </pic:nvPicPr>
                   <pic:blipFill>
-                    <a:blip r:embed="rId6" cstate="print">
+                    <a:blip r:embed="rId7" cstate="print">
                       <a:extLst>
                         <a:ext uri="{28A0092B-C50C-407E-A947-70E740481C1C}">
                           <a14:useLocalDpi xmlns:a14="http://schemas.microsoft.com/office/drawing/2010/main" val="0"/>
@@ -725,18 +2066,280 @@
     <w:p>
       <w:pPr>
         <w:pStyle w:val="ListParagraph"/>
+        <w:ind w:left="1134"/>
+      </w:pPr>
+      <w:proofErr w:type="spellStart"/>
+      <w:r>
+        <w:t>System.out.print</w:t>
+      </w:r>
+      <w:proofErr w:type="spellEnd"/>
+      <w:r>
+        <w:t>("\</w:t>
+      </w:r>
+      <w:proofErr w:type="spellStart"/>
+      <w:r>
+        <w:t>nBelajar</w:t>
+      </w:r>
+      <w:proofErr w:type="spellEnd"/>
+      <w:r>
+        <w:t xml:space="preserve"> Java Itu </w:t>
+      </w:r>
+      <w:proofErr w:type="spellStart"/>
+      <w:r>
+        <w:t>mudah</w:t>
+      </w:r>
+      <w:proofErr w:type="spellEnd"/>
+      <w:r>
+        <w:t>");</w:t>
+      </w:r>
+      <w:r>
+        <w:t xml:space="preserve">, </w:t>
+      </w:r>
+      <w:proofErr w:type="spellStart"/>
+      <w:r>
+        <w:t>digunakan</w:t>
+      </w:r>
+      <w:proofErr w:type="spellEnd"/>
+      <w:r>
+        <w:t xml:space="preserve"> </w:t>
+      </w:r>
+      <w:proofErr w:type="spellStart"/>
+      <w:r>
+        <w:t>untuk</w:t>
+      </w:r>
+      <w:proofErr w:type="spellEnd"/>
+      <w:r>
+        <w:t xml:space="preserve"> </w:t>
+      </w:r>
+      <w:proofErr w:type="spellStart"/>
+      <w:r>
+        <w:t>menampilkan</w:t>
+      </w:r>
+      <w:proofErr w:type="spellEnd"/>
+      <w:r>
+        <w:t xml:space="preserve"> text dan </w:t>
+      </w:r>
+      <w:r>
+        <w:t xml:space="preserve">\n </w:t>
+      </w:r>
+      <w:proofErr w:type="spellStart"/>
+      <w:r>
+        <w:t>digunakan</w:t>
+      </w:r>
+      <w:proofErr w:type="spellEnd"/>
+      <w:r>
+        <w:t xml:space="preserve"> </w:t>
+      </w:r>
+      <w:proofErr w:type="spellStart"/>
+      <w:r>
+        <w:t>untuk</w:t>
+      </w:r>
+      <w:proofErr w:type="spellEnd"/>
+      <w:r>
+        <w:t xml:space="preserve"> </w:t>
+      </w:r>
+      <w:proofErr w:type="spellStart"/>
+      <w:r>
+        <w:t>pindah</w:t>
+      </w:r>
+      <w:proofErr w:type="spellEnd"/>
+      <w:r>
+        <w:t xml:space="preserve"> </w:t>
+      </w:r>
+      <w:proofErr w:type="spellStart"/>
+      <w:r>
+        <w:t>ke</w:t>
+      </w:r>
+      <w:proofErr w:type="spellEnd"/>
+      <w:r>
+        <w:t xml:space="preserve"> baris </w:t>
+      </w:r>
+      <w:proofErr w:type="spellStart"/>
+      <w:r>
+        <w:t>baru</w:t>
+      </w:r>
+      <w:proofErr w:type="spellEnd"/>
+      <w:r>
+        <w:t xml:space="preserve"> </w:t>
+      </w:r>
+      <w:proofErr w:type="spellStart"/>
+      <w:r>
+        <w:t>meskipun</w:t>
+      </w:r>
+      <w:proofErr w:type="spellEnd"/>
+      <w:r>
+        <w:t xml:space="preserve"> </w:t>
+      </w:r>
+      <w:proofErr w:type="spellStart"/>
+      <w:r>
+        <w:t>menggunakan</w:t>
+      </w:r>
+      <w:proofErr w:type="spellEnd"/>
+      <w:r>
+        <w:t xml:space="preserve"> </w:t>
+      </w:r>
+      <w:proofErr w:type="spellStart"/>
+      <w:r>
+        <w:t>System.out.print</w:t>
+      </w:r>
+      <w:proofErr w:type="spellEnd"/>
+      <w:r>
+        <w:t xml:space="preserve">. </w:t>
+      </w:r>
+      <w:proofErr w:type="spellStart"/>
+      <w:r>
+        <w:t>Hasilnya</w:t>
+      </w:r>
+      <w:proofErr w:type="spellEnd"/>
+      <w:r>
+        <w:t xml:space="preserve"> </w:t>
+      </w:r>
+      <w:proofErr w:type="spellStart"/>
+      <w:r>
+        <w:t>akan</w:t>
+      </w:r>
+      <w:proofErr w:type="spellEnd"/>
+      <w:r>
+        <w:t xml:space="preserve">: </w:t>
+      </w:r>
+    </w:p>
+    <w:p>
+      <w:pPr>
+        <w:pStyle w:val="ListParagraph"/>
+        <w:ind w:left="1134"/>
+      </w:pPr>
+      <w:r>
+        <w:t>Vi</w:t>
+      </w:r>
+      <w:r>
+        <w:t>q</w:t>
+      </w:r>
+      <w:r>
+        <w:t>i</w:t>
+      </w:r>
+    </w:p>
+    <w:p>
+      <w:pPr>
+        <w:pStyle w:val="ListParagraph"/>
+        <w:ind w:left="1134"/>
+      </w:pPr>
+    </w:p>
+    <w:p>
+      <w:pPr>
+        <w:pStyle w:val="ListParagraph"/>
+        <w:ind w:left="1134"/>
+      </w:pPr>
+      <w:proofErr w:type="spellStart"/>
+      <w:r>
+        <w:t>Belajar</w:t>
+      </w:r>
+      <w:proofErr w:type="spellEnd"/>
+      <w:r>
+        <w:t xml:space="preserve"> Java Itu </w:t>
+      </w:r>
+      <w:proofErr w:type="spellStart"/>
+      <w:r>
+        <w:t>mudah</w:t>
+      </w:r>
+      <w:proofErr w:type="spellEnd"/>
+    </w:p>
+    <w:p>
+      <w:pPr>
+        <w:pStyle w:val="ListParagraph"/>
+        <w:ind w:left="1134"/>
+      </w:pPr>
+      <w:proofErr w:type="spellStart"/>
+      <w:r>
+        <w:t>Semakin</w:t>
+      </w:r>
+      <w:proofErr w:type="spellEnd"/>
+      <w:r>
+        <w:t xml:space="preserve"> </w:t>
+      </w:r>
+      <w:proofErr w:type="spellStart"/>
+      <w:r>
+        <w:t>sering</w:t>
+      </w:r>
+      <w:proofErr w:type="spellEnd"/>
+      <w:r>
+        <w:t xml:space="preserve"> </w:t>
+      </w:r>
+      <w:proofErr w:type="spellStart"/>
+      <w:r>
+        <w:t>mencoba</w:t>
+      </w:r>
+      <w:proofErr w:type="spellEnd"/>
+      <w:r>
+        <w:t xml:space="preserve">, </w:t>
+      </w:r>
+      <w:proofErr w:type="spellStart"/>
+      <w:r>
+        <w:t>semakin</w:t>
+      </w:r>
+      <w:proofErr w:type="spellEnd"/>
+      <w:r>
+        <w:t xml:space="preserve"> </w:t>
+      </w:r>
+      <w:proofErr w:type="spellStart"/>
+      <w:r>
+        <w:t>mahir</w:t>
+      </w:r>
+      <w:proofErr w:type="spellEnd"/>
+    </w:p>
+    <w:p>
+      <w:pPr>
+        <w:pStyle w:val="ListParagraph"/>
         <w:numPr>
           <w:ilvl w:val="0"/>
           <w:numId w:val="3"/>
         </w:numPr>
         <w:ind w:left="1134" w:hanging="425"/>
       </w:pPr>
-      <w:r>
-        <w:t xml:space="preserve">Untuk membuat baris baru meskipun memakai </w:t>
-      </w:r>
+      <w:proofErr w:type="spellStart"/>
+      <w:r>
+        <w:t>Untuk</w:t>
+      </w:r>
+      <w:proofErr w:type="spellEnd"/>
+      <w:r>
+        <w:t xml:space="preserve"> </w:t>
+      </w:r>
+      <w:proofErr w:type="spellStart"/>
+      <w:r>
+        <w:t>membuat</w:t>
+      </w:r>
+      <w:proofErr w:type="spellEnd"/>
+      <w:r>
+        <w:t xml:space="preserve"> baris </w:t>
+      </w:r>
+      <w:proofErr w:type="spellStart"/>
+      <w:r>
+        <w:t>baru</w:t>
+      </w:r>
+      <w:proofErr w:type="spellEnd"/>
+      <w:r>
+        <w:t xml:space="preserve"> </w:t>
+      </w:r>
+      <w:proofErr w:type="spellStart"/>
+      <w:r>
+        <w:t>meskipun</w:t>
+      </w:r>
+      <w:proofErr w:type="spellEnd"/>
+      <w:r>
+        <w:t xml:space="preserve"> </w:t>
+      </w:r>
+      <w:proofErr w:type="spellStart"/>
+      <w:r>
+        <w:t>memakai</w:t>
+      </w:r>
+      <w:proofErr w:type="spellEnd"/>
+      <w:r>
+        <w:t xml:space="preserve"> </w:t>
+      </w:r>
+      <w:proofErr w:type="spellStart"/>
       <w:r>
         <w:t>System.out.print</w:t>
       </w:r>
+      <w:proofErr w:type="spellEnd"/>
       <w:r>
         <w:t>.</w:t>
       </w:r>
@@ -776,7 +2379,7 @@
                     <pic:cNvPicPr/>
                   </pic:nvPicPr>
                   <pic:blipFill>
-                    <a:blip r:embed="rId7" cstate="print">
+                    <a:blip r:embed="rId8" cstate="print">
                       <a:extLst>
                         <a:ext uri="{28A0092B-C50C-407E-A947-70E740481C1C}">
                           <a14:useLocalDpi xmlns:a14="http://schemas.microsoft.com/office/drawing/2010/main" val="0"/>
@@ -806,13 +2409,204 @@
     <w:p>
       <w:pPr>
         <w:pStyle w:val="ListParagraph"/>
+        <w:ind w:left="1134"/>
+      </w:pPr>
+      <w:r>
+        <w:t xml:space="preserve">// </w:t>
+      </w:r>
+      <w:proofErr w:type="spellStart"/>
+      <w:r>
+        <w:t>System.out.println</w:t>
+      </w:r>
+      <w:proofErr w:type="spellEnd"/>
+      <w:r>
+        <w:t>("</w:t>
+      </w:r>
+      <w:proofErr w:type="spellStart"/>
+      <w:r>
+        <w:t>Belajar</w:t>
+      </w:r>
+      <w:proofErr w:type="spellEnd"/>
+      <w:r>
+        <w:t xml:space="preserve"> Java");</w:t>
+      </w:r>
+      <w:r>
+        <w:t xml:space="preserve">, baris </w:t>
+      </w:r>
+      <w:proofErr w:type="spellStart"/>
+      <w:r>
+        <w:t>tersebut</w:t>
+      </w:r>
+      <w:proofErr w:type="spellEnd"/>
+      <w:r>
+        <w:t xml:space="preserve"> </w:t>
+      </w:r>
+      <w:proofErr w:type="spellStart"/>
+      <w:r>
+        <w:t>tidak</w:t>
+      </w:r>
+      <w:proofErr w:type="spellEnd"/>
+      <w:r>
+        <w:t xml:space="preserve"> </w:t>
+      </w:r>
+      <w:proofErr w:type="spellStart"/>
+      <w:r>
+        <w:t>akan</w:t>
+      </w:r>
+      <w:proofErr w:type="spellEnd"/>
+      <w:r>
+        <w:t xml:space="preserve"> </w:t>
+      </w:r>
+      <w:proofErr w:type="spellStart"/>
+      <w:r>
+        <w:t>dijalankan</w:t>
+      </w:r>
+      <w:proofErr w:type="spellEnd"/>
+      <w:r>
+        <w:t xml:space="preserve"> oleh program </w:t>
+      </w:r>
+      <w:proofErr w:type="spellStart"/>
+      <w:r>
+        <w:t>kare</w:t>
+      </w:r>
+      <w:proofErr w:type="spellEnd"/>
+      <w:r>
+        <w:t xml:space="preserve"> </w:t>
+      </w:r>
+      <w:proofErr w:type="spellStart"/>
+      <w:r>
+        <w:t>dianggap</w:t>
+      </w:r>
+      <w:proofErr w:type="spellEnd"/>
+      <w:r>
+        <w:t xml:space="preserve"> </w:t>
+      </w:r>
+      <w:proofErr w:type="spellStart"/>
+      <w:r>
+        <w:t>sebagai</w:t>
+      </w:r>
+      <w:proofErr w:type="spellEnd"/>
+      <w:r>
+        <w:t xml:space="preserve"> </w:t>
+      </w:r>
+      <w:proofErr w:type="spellStart"/>
+      <w:r>
+        <w:t>komentar</w:t>
+      </w:r>
+      <w:proofErr w:type="spellEnd"/>
+      <w:r>
+        <w:t xml:space="preserve">. </w:t>
+      </w:r>
+      <w:proofErr w:type="spellStart"/>
+      <w:r>
+        <w:t>Hasilnya</w:t>
+      </w:r>
+      <w:proofErr w:type="spellEnd"/>
+      <w:r>
+        <w:t xml:space="preserve"> </w:t>
+      </w:r>
+      <w:proofErr w:type="spellStart"/>
+      <w:r>
+        <w:t>akan</w:t>
+      </w:r>
+      <w:proofErr w:type="spellEnd"/>
+      <w:r>
+        <w:t xml:space="preserve"> :</w:t>
+      </w:r>
+    </w:p>
+    <w:p>
+      <w:pPr>
+        <w:pStyle w:val="ListParagraph"/>
+        <w:ind w:left="1134"/>
+      </w:pPr>
+      <w:r>
+        <w:t>Vi</w:t>
+      </w:r>
+      <w:r>
+        <w:t>q</w:t>
+      </w:r>
+      <w:r>
+        <w:t>i</w:t>
+      </w:r>
+    </w:p>
+    <w:p>
+      <w:pPr>
+        <w:pStyle w:val="ListParagraph"/>
+        <w:ind w:left="1134"/>
+      </w:pPr>
+    </w:p>
+    <w:p>
+      <w:pPr>
+        <w:pStyle w:val="ListParagraph"/>
+        <w:ind w:left="1134"/>
+      </w:pPr>
+      <w:proofErr w:type="spellStart"/>
+      <w:r>
+        <w:t>Belajar</w:t>
+      </w:r>
+      <w:proofErr w:type="spellEnd"/>
+      <w:r>
+        <w:t xml:space="preserve"> Java Itu </w:t>
+      </w:r>
+      <w:proofErr w:type="spellStart"/>
+      <w:r>
+        <w:t>mudah</w:t>
+      </w:r>
+      <w:proofErr w:type="spellEnd"/>
+    </w:p>
+    <w:p>
+      <w:pPr>
+        <w:pStyle w:val="ListParagraph"/>
         <w:numPr>
           <w:ilvl w:val="0"/>
           <w:numId w:val="2"/>
         </w:numPr>
       </w:pPr>
-      <w:r>
-        <w:t>Digunakan untuk komentar pada barisan tersebut / 1 baris</w:t>
+      <w:proofErr w:type="spellStart"/>
+      <w:r>
+        <w:t>Digunakan</w:t>
+      </w:r>
+      <w:proofErr w:type="spellEnd"/>
+      <w:r>
+        <w:t xml:space="preserve"> </w:t>
+      </w:r>
+      <w:proofErr w:type="spellStart"/>
+      <w:r>
+        <w:t>untuk</w:t>
+      </w:r>
+      <w:proofErr w:type="spellEnd"/>
+      <w:r>
+        <w:t xml:space="preserve"> </w:t>
+      </w:r>
+      <w:proofErr w:type="spellStart"/>
+      <w:r>
+        <w:t>komentar</w:t>
+      </w:r>
+      <w:proofErr w:type="spellEnd"/>
+      <w:r>
+        <w:t xml:space="preserve"> pada </w:t>
+      </w:r>
+      <w:proofErr w:type="spellStart"/>
+      <w:r>
+        <w:t>barisan</w:t>
+      </w:r>
+      <w:proofErr w:type="spellEnd"/>
+      <w:r>
+        <w:t xml:space="preserve"> </w:t>
+      </w:r>
+      <w:proofErr w:type="spellStart"/>
+      <w:r>
+        <w:t>tersebut</w:t>
+      </w:r>
+      <w:proofErr w:type="spellEnd"/>
+      <w:r>
+        <w:t xml:space="preserve"> </w:t>
+      </w:r>
+      <w:r>
+        <w:t>/</w:t>
+      </w:r>
+      <w:r>
+        <w:t>/ 1 baris</w:t>
       </w:r>
     </w:p>
     <w:p/>
@@ -824,9 +2618,11 @@
           <w:numId w:val="1"/>
         </w:numPr>
       </w:pPr>
+      <w:proofErr w:type="spellStart"/>
       <w:r>
         <w:t>Tugas</w:t>
       </w:r>
+      <w:proofErr w:type="spellEnd"/>
     </w:p>
     <w:p>
       <w:pPr>
@@ -834,6 +2630,9 @@
         <w:jc w:val="center"/>
       </w:pPr>
       <w:r>
+        <w:rPr>
+          <w:noProof/>
+        </w:rPr>
         <w:drawing>
           <wp:inline distT="0" distB="0" distL="0" distR="0" wp14:anchorId="30EF9B37" wp14:editId="15DFEB03">
             <wp:extent cx="3840095" cy="2160000"/>
@@ -850,7 +2649,7 @@
                     <pic:cNvPicPr/>
                   </pic:nvPicPr>
                   <pic:blipFill>
-                    <a:blip r:embed="rId8"/>
+                    <a:blip r:embed="rId9"/>
                     <a:stretch>
                       <a:fillRect/>
                     </a:stretch>
@@ -869,6 +2668,70 @@
             </a:graphic>
           </wp:inline>
         </w:drawing>
+      </w:r>
+    </w:p>
+    <w:p>
+      <w:pPr>
+        <w:pStyle w:val="ListParagraph"/>
+      </w:pPr>
+      <w:r>
+        <w:t xml:space="preserve">Program </w:t>
+      </w:r>
+      <w:proofErr w:type="spellStart"/>
+      <w:r>
+        <w:t>hanya</w:t>
+      </w:r>
+      <w:proofErr w:type="spellEnd"/>
+      <w:r>
+        <w:t xml:space="preserve"> </w:t>
+      </w:r>
+      <w:proofErr w:type="spellStart"/>
+      <w:r>
+        <w:t>menampilkan</w:t>
+      </w:r>
+      <w:proofErr w:type="spellEnd"/>
+      <w:r>
+        <w:t xml:space="preserve"> </w:t>
+      </w:r>
+      <w:proofErr w:type="spellStart"/>
+      <w:r>
+        <w:t>urutan</w:t>
+      </w:r>
+      <w:proofErr w:type="spellEnd"/>
+      <w:r>
+        <w:t xml:space="preserve"> proses dan </w:t>
+      </w:r>
+      <w:proofErr w:type="spellStart"/>
+      <w:r>
+        <w:t>hasil</w:t>
+      </w:r>
+      <w:proofErr w:type="spellEnd"/>
+      <w:r>
+        <w:t xml:space="preserve"> </w:t>
+      </w:r>
+      <w:proofErr w:type="spellStart"/>
+      <w:r>
+        <w:t>analisisnya</w:t>
+      </w:r>
+      <w:proofErr w:type="spellEnd"/>
+      <w:r>
+        <w:t xml:space="preserve"> </w:t>
+      </w:r>
+      <w:proofErr w:type="spellStart"/>
+      <w:r>
+        <w:t>menggunakan</w:t>
+      </w:r>
+      <w:proofErr w:type="spellEnd"/>
+      <w:r>
+        <w:t xml:space="preserve"> </w:t>
+      </w:r>
+      <w:proofErr w:type="spellStart"/>
+      <w:r>
+        <w:t>System.out.println</w:t>
+      </w:r>
+      <w:proofErr w:type="spellEnd"/>
+      <w:r>
+        <w:t>().</w:t>
       </w:r>
     </w:p>
     <w:sectPr>
@@ -2393,7 +4256,6 @@
   <w:style w:type="character" w:default="1" w:styleId="DefaultParagraphFont">
     <w:name w:val="Default Paragraph Font"/>
     <w:uiPriority w:val="1"/>
-    <w:semiHidden/>
     <w:unhideWhenUsed/>
   </w:style>
   <w:style w:type="table" w:default="1" w:styleId="TableNormal">
@@ -2707,6 +4569,36 @@
       <w:spacing w:val="5"/>
     </w:rPr>
   </w:style>
+  <w:style w:type="paragraph" w:styleId="HTMLPreformatted">
+    <w:name w:val="HTML Preformatted"/>
+    <w:basedOn w:val="Normal"/>
+    <w:link w:val="HTMLPreformattedChar"/>
+    <w:uiPriority w:val="99"/>
+    <w:semiHidden/>
+    <w:unhideWhenUsed/>
+    <w:rsid w:val="00007C31"/>
+    <w:pPr>
+      <w:spacing w:after="0" w:line="240" w:lineRule="auto"/>
+    </w:pPr>
+    <w:rPr>
+      <w:rFonts w:ascii="Consolas" w:hAnsi="Consolas"/>
+      <w:sz w:val="20"/>
+      <w:szCs w:val="20"/>
+    </w:rPr>
+  </w:style>
+  <w:style w:type="character" w:customStyle="1" w:styleId="HTMLPreformattedChar">
+    <w:name w:val="HTML Preformatted Char"/>
+    <w:basedOn w:val="DefaultParagraphFont"/>
+    <w:link w:val="HTMLPreformatted"/>
+    <w:uiPriority w:val="99"/>
+    <w:semiHidden/>
+    <w:rsid w:val="00007C31"/>
+    <w:rPr>
+      <w:rFonts w:ascii="Consolas" w:hAnsi="Consolas"/>
+      <w:sz w:val="20"/>
+      <w:szCs w:val="20"/>
+    </w:rPr>
+  </w:style>
 </w:styles>
 </file>
 
@@ -3003,4 +4895,16 @@
     </a:ext>
   </a:extLst>
 </a:theme>
+</file>
+
+<file path=customXml/item1.xml><?xml version="1.0" encoding="utf-8"?>
+<b:Sources xmlns:b="http://schemas.openxmlformats.org/officeDocument/2006/bibliography" xmlns="http://schemas.openxmlformats.org/officeDocument/2006/bibliography" SelectedStyle="\APASixthEditionOfficeOnline.xsl" StyleName="APA" Version="6"/>
+</file>
+
+<file path=customXml/itemProps1.xml><?xml version="1.0" encoding="utf-8"?>
+<ds:datastoreItem xmlns:ds="http://schemas.openxmlformats.org/officeDocument/2006/customXml" ds:itemID="{4B882746-1EC5-4150-BBBB-BF07756F01C8}">
+  <ds:schemaRefs>
+    <ds:schemaRef ds:uri="http://schemas.openxmlformats.org/officeDocument/2006/bibliography"/>
+  </ds:schemaRefs>
+</ds:datastoreItem>
 </file>
--- a/Tugas Praktikum/Jobsheet01_30.docx
+++ b/Tugas Praktikum/Jobsheet01_30.docx
@@ -20,6 +20,7 @@
     </w:p>
     <w:p>
       <w:pPr>
+        <w:jc w:val="center"/>
         <w:rPr>
           <w:b/>
           <w:bCs/>
@@ -27,6 +28,26 @@
       </w:pPr>
     </w:p>
     <w:p>
+      <w:r>
+        <w:rPr>
+          <w:b/>
+          <w:bCs/>
+        </w:rPr>
+        <w:t xml:space="preserve">Nama : </w:t>
+      </w:r>
+      <w:r>
+        <w:t>Viqi Ahmad Ridwan</w:t>
+      </w:r>
+    </w:p>
+    <w:p>
+      <w:pPr>
+        <w:rPr>
+          <w:b/>
+          <w:bCs/>
+        </w:rPr>
+      </w:pPr>
+    </w:p>
+    <w:p>
       <w:pPr>
         <w:pStyle w:val="ListParagraph"/>
         <w:numPr>
@@ -46,77 +67,8 @@
           <w:numId w:val="6"/>
         </w:numPr>
       </w:pPr>
-      <w:proofErr w:type="spellStart"/>
-      <w:r>
-        <w:t>Jelaskan</w:t>
-      </w:r>
-      <w:proofErr w:type="spellEnd"/>
-      <w:r>
-        <w:t xml:space="preserve"> </w:t>
-      </w:r>
-      <w:proofErr w:type="spellStart"/>
-      <w:r>
-        <w:t>apa</w:t>
-      </w:r>
-      <w:proofErr w:type="spellEnd"/>
-      <w:r>
-        <w:t xml:space="preserve"> </w:t>
-      </w:r>
-      <w:proofErr w:type="spellStart"/>
-      <w:r>
-        <w:t>kegunaan</w:t>
-      </w:r>
-      <w:proofErr w:type="spellEnd"/>
-      <w:r>
-        <w:t xml:space="preserve"> </w:t>
-      </w:r>
-      <w:proofErr w:type="spellStart"/>
-      <w:r>
-        <w:t>memasukkan</w:t>
-      </w:r>
-      <w:proofErr w:type="spellEnd"/>
-      <w:r>
-        <w:t xml:space="preserve"> </w:t>
-      </w:r>
-      <w:proofErr w:type="spellStart"/>
-      <w:r>
-        <w:t>lokasi</w:t>
-      </w:r>
-      <w:proofErr w:type="spellEnd"/>
-      <w:r>
-        <w:t xml:space="preserve"> folder bin </w:t>
-      </w:r>
-      <w:proofErr w:type="spellStart"/>
-      <w:r>
-        <w:t>dari</w:t>
-      </w:r>
-      <w:proofErr w:type="spellEnd"/>
-      <w:r>
-        <w:t xml:space="preserve"> Java </w:t>
-      </w:r>
-      <w:proofErr w:type="spellStart"/>
-      <w:r>
-        <w:t>ke</w:t>
-      </w:r>
-      <w:proofErr w:type="spellEnd"/>
-      <w:r>
-        <w:t xml:space="preserve"> </w:t>
-      </w:r>
-      <w:proofErr w:type="spellStart"/>
-      <w:r>
-        <w:t>dalam</w:t>
-      </w:r>
-      <w:proofErr w:type="spellEnd"/>
-      <w:r>
-        <w:t xml:space="preserve"> </w:t>
-      </w:r>
-      <w:proofErr w:type="spellStart"/>
-      <w:r>
-        <w:t>variabel</w:t>
-      </w:r>
-      <w:proofErr w:type="spellEnd"/>
-      <w:r>
-        <w:t xml:space="preserve"> PATH! </w:t>
+      <w:r>
+        <w:t xml:space="preserve">Jelaskan apa kegunaan memasukkan lokasi folder bin dari Java ke dalam variabel PATH! </w:t>
       </w:r>
     </w:p>
     <w:p>
@@ -127,53 +79,8 @@
           <w:numId w:val="6"/>
         </w:numPr>
       </w:pPr>
-      <w:proofErr w:type="spellStart"/>
-      <w:r>
-        <w:t>Jelaskan</w:t>
-      </w:r>
-      <w:proofErr w:type="spellEnd"/>
-      <w:r>
-        <w:t xml:space="preserve"> </w:t>
-      </w:r>
-      <w:proofErr w:type="spellStart"/>
-      <w:r>
-        <w:t>Kegunaan</w:t>
-      </w:r>
-      <w:proofErr w:type="spellEnd"/>
-      <w:r>
-        <w:t xml:space="preserve"> </w:t>
-      </w:r>
-      <w:proofErr w:type="spellStart"/>
-      <w:r>
-        <w:t>perintah</w:t>
-      </w:r>
-      <w:proofErr w:type="spellEnd"/>
-      <w:r>
-        <w:t xml:space="preserve"> </w:t>
-      </w:r>
-      <w:proofErr w:type="spellStart"/>
-      <w:r>
-        <w:t>javac</w:t>
-      </w:r>
-      <w:proofErr w:type="spellEnd"/>
-      <w:r>
-        <w:t xml:space="preserve"> </w:t>
-      </w:r>
-      <w:proofErr w:type="spellStart"/>
-      <w:r>
-        <w:t>ketika</w:t>
-      </w:r>
-      <w:proofErr w:type="spellEnd"/>
-      <w:r>
-        <w:t xml:space="preserve"> </w:t>
-      </w:r>
-      <w:proofErr w:type="spellStart"/>
-      <w:r>
-        <w:t>masuk</w:t>
-      </w:r>
-      <w:proofErr w:type="spellEnd"/>
-      <w:r>
-        <w:t xml:space="preserve"> di command prompt!</w:t>
+      <w:r>
+        <w:t>Jelaskan Kegunaan perintah javac ketika masuk di command prompt!</w:t>
       </w:r>
     </w:p>
     <w:p>
@@ -190,45 +97,8 @@
           <w:numId w:val="4"/>
         </w:numPr>
       </w:pPr>
-      <w:proofErr w:type="spellStart"/>
-      <w:r>
-        <w:t>Kegunaanya</w:t>
-      </w:r>
-      <w:proofErr w:type="spellEnd"/>
-      <w:r>
-        <w:t xml:space="preserve"> Adalah agar </w:t>
-      </w:r>
-      <w:proofErr w:type="spellStart"/>
-      <w:r>
-        <w:t>sistem</w:t>
-      </w:r>
-      <w:proofErr w:type="spellEnd"/>
-      <w:r>
-        <w:t xml:space="preserve"> </w:t>
-      </w:r>
-      <w:proofErr w:type="spellStart"/>
-      <w:r>
-        <w:t>dapat</w:t>
-      </w:r>
-      <w:proofErr w:type="spellEnd"/>
-      <w:r>
-        <w:t xml:space="preserve"> </w:t>
-      </w:r>
-      <w:proofErr w:type="spellStart"/>
-      <w:r>
-        <w:t>mendeteksi</w:t>
-      </w:r>
-      <w:proofErr w:type="spellEnd"/>
-      <w:r>
-        <w:t xml:space="preserve"> </w:t>
-      </w:r>
-      <w:proofErr w:type="spellStart"/>
-      <w:r>
-        <w:t>progam</w:t>
-      </w:r>
-      <w:proofErr w:type="spellEnd"/>
-      <w:r>
-        <w:t xml:space="preserve"> java pada command prompt</w:t>
+      <w:r>
+        <w:t>Kegunaanya Adalah agar sistem dapat mendeteksi progam java pada command prompt</w:t>
       </w:r>
     </w:p>
     <w:p>
@@ -239,13 +109,8 @@
           <w:numId w:val="4"/>
         </w:numPr>
       </w:pPr>
-      <w:proofErr w:type="spellStart"/>
-      <w:r>
-        <w:t>Untuk</w:t>
-      </w:r>
-      <w:proofErr w:type="spellEnd"/>
-      <w:r>
-        <w:t xml:space="preserve"> compile</w:t>
+      <w:r>
+        <w:t>Untuk compile</w:t>
       </w:r>
     </w:p>
     <w:p>
@@ -262,13 +127,8 @@
           <w:numId w:val="1"/>
         </w:numPr>
       </w:pPr>
-      <w:proofErr w:type="spellStart"/>
-      <w:r>
-        <w:t>Stuktur</w:t>
-      </w:r>
-      <w:proofErr w:type="spellEnd"/>
-      <w:r>
-        <w:t xml:space="preserve"> Dasar Java</w:t>
+      <w:r>
+        <w:t>Stuktur Dasar Java</w:t>
       </w:r>
     </w:p>
     <w:p>
@@ -279,53 +139,8 @@
           <w:numId w:val="7"/>
         </w:numPr>
       </w:pPr>
-      <w:proofErr w:type="spellStart"/>
-      <w:r>
-        <w:t>Jelaskan</w:t>
-      </w:r>
-      <w:proofErr w:type="spellEnd"/>
-      <w:r>
-        <w:t xml:space="preserve"> </w:t>
-      </w:r>
-      <w:proofErr w:type="spellStart"/>
-      <w:r>
-        <w:t>fungsi</w:t>
-      </w:r>
-      <w:proofErr w:type="spellEnd"/>
-      <w:r>
-        <w:t xml:space="preserve"> </w:t>
-      </w:r>
-      <w:proofErr w:type="spellStart"/>
-      <w:r>
-        <w:t>perintah</w:t>
-      </w:r>
-      <w:proofErr w:type="spellEnd"/>
-      <w:r>
-        <w:t xml:space="preserve"> </w:t>
-      </w:r>
-      <w:proofErr w:type="spellStart"/>
-      <w:r>
-        <w:t>javac</w:t>
-      </w:r>
-      <w:proofErr w:type="spellEnd"/>
-      <w:r>
-        <w:t xml:space="preserve"> MyFirstJava00.java pada </w:t>
-      </w:r>
-      <w:proofErr w:type="spellStart"/>
-      <w:r>
-        <w:t>percobaan</w:t>
-      </w:r>
-      <w:proofErr w:type="spellEnd"/>
-      <w:r>
-        <w:t xml:space="preserve"> </w:t>
-      </w:r>
-      <w:proofErr w:type="spellStart"/>
-      <w:r>
-        <w:t>diatas</w:t>
-      </w:r>
-      <w:proofErr w:type="spellEnd"/>
-      <w:r>
-        <w:t xml:space="preserve">! </w:t>
+      <w:r>
+        <w:t xml:space="preserve">Jelaskan fungsi perintah javac MyFirstJava00.java pada percobaan diatas! </w:t>
       </w:r>
     </w:p>
     <w:p>
@@ -336,43 +151,9 @@
           <w:numId w:val="7"/>
         </w:numPr>
       </w:pPr>
-      <w:proofErr w:type="spellStart"/>
-      <w:r>
-        <w:t>Jelaskan</w:t>
-      </w:r>
-      <w:proofErr w:type="spellEnd"/>
-      <w:r>
-        <w:t xml:space="preserve"> </w:t>
-      </w:r>
-      <w:proofErr w:type="spellStart"/>
-      <w:r>
-        <w:t>fungsi</w:t>
-      </w:r>
-      <w:proofErr w:type="spellEnd"/>
-      <w:r>
-        <w:t xml:space="preserve"> </w:t>
-      </w:r>
-      <w:proofErr w:type="spellStart"/>
-      <w:r>
-        <w:t>perintah</w:t>
-      </w:r>
-      <w:proofErr w:type="spellEnd"/>
-      <w:r>
-        <w:t xml:space="preserve"> java MyFirstJava00 pada </w:t>
-      </w:r>
-      <w:proofErr w:type="spellStart"/>
-      <w:r>
-        <w:t>percobaan</w:t>
-      </w:r>
-      <w:proofErr w:type="spellEnd"/>
-      <w:r>
-        <w:t xml:space="preserve"> </w:t>
-      </w:r>
-      <w:proofErr w:type="spellStart"/>
-      <w:r>
-        <w:t>diatas</w:t>
-      </w:r>
-      <w:proofErr w:type="spellEnd"/>
+      <w:r>
+        <w:t>Jelaskan fungsi perintah java MyFirstJava00 pada percobaan diatas</w:t>
+      </w:r>
     </w:p>
     <w:p>
       <w:pPr>
@@ -388,29 +169,8 @@
           <w:numId w:val="5"/>
         </w:numPr>
       </w:pPr>
-      <w:proofErr w:type="spellStart"/>
-      <w:r>
-        <w:t>Mengcompile</w:t>
-      </w:r>
-      <w:proofErr w:type="spellEnd"/>
-      <w:r>
-        <w:t xml:space="preserve"> </w:t>
-      </w:r>
-      <w:proofErr w:type="spellStart"/>
-      <w:r>
-        <w:t>progam</w:t>
-      </w:r>
-      <w:proofErr w:type="spellEnd"/>
-      <w:r>
-        <w:t xml:space="preserve"> java </w:t>
-      </w:r>
-      <w:proofErr w:type="spellStart"/>
-      <w:r>
-        <w:t>dalam</w:t>
-      </w:r>
-      <w:proofErr w:type="spellEnd"/>
-      <w:r>
-        <w:t xml:space="preserve"> file </w:t>
+      <w:r>
+        <w:t xml:space="preserve">Mengcompile progam java dalam file </w:t>
       </w:r>
       <w:r>
         <w:t>MyFirstJava00.java</w:t>
@@ -424,21 +184,8 @@
           <w:numId w:val="5"/>
         </w:numPr>
       </w:pPr>
-      <w:proofErr w:type="spellStart"/>
-      <w:r>
-        <w:t>Menjalankan</w:t>
-      </w:r>
-      <w:proofErr w:type="spellEnd"/>
-      <w:r>
-        <w:t xml:space="preserve"> </w:t>
-      </w:r>
-      <w:proofErr w:type="spellStart"/>
-      <w:r>
-        <w:t>progam</w:t>
-      </w:r>
-      <w:proofErr w:type="spellEnd"/>
-      <w:r>
-        <w:t xml:space="preserve"> java pada class </w:t>
+      <w:r>
+        <w:t xml:space="preserve">Menjalankan progam java pada class </w:t>
       </w:r>
       <w:r>
         <w:t>MyFirstJava00.java</w:t>
@@ -458,21 +205,8 @@
           <w:numId w:val="1"/>
         </w:numPr>
       </w:pPr>
-      <w:proofErr w:type="spellStart"/>
-      <w:r>
-        <w:t>Menambahkan</w:t>
-      </w:r>
-      <w:proofErr w:type="spellEnd"/>
-      <w:r>
-        <w:t xml:space="preserve"> </w:t>
-      </w:r>
-      <w:proofErr w:type="spellStart"/>
-      <w:r>
-        <w:t>Extention</w:t>
-      </w:r>
-      <w:proofErr w:type="spellEnd"/>
-      <w:r>
-        <w:t xml:space="preserve"> Pada Java</w:t>
+      <w:r>
+        <w:t>Menambahkan Extention Pada Java</w:t>
       </w:r>
     </w:p>
     <w:p>
@@ -483,69 +217,8 @@
           <w:numId w:val="8"/>
         </w:numPr>
       </w:pPr>
-      <w:proofErr w:type="spellStart"/>
-      <w:r>
-        <w:t>Gantilah</w:t>
-      </w:r>
-      <w:proofErr w:type="spellEnd"/>
-      <w:r>
-        <w:t xml:space="preserve"> </w:t>
-      </w:r>
-      <w:proofErr w:type="spellStart"/>
-      <w:r>
-        <w:t>perintah</w:t>
-      </w:r>
-      <w:proofErr w:type="spellEnd"/>
-      <w:r>
-        <w:t xml:space="preserve"> </w:t>
-      </w:r>
-      <w:proofErr w:type="spellStart"/>
-      <w:r>
-        <w:t>System.out.println</w:t>
-      </w:r>
-      <w:proofErr w:type="spellEnd"/>
-      <w:r>
-        <w:t xml:space="preserve"> </w:t>
-      </w:r>
-      <w:proofErr w:type="spellStart"/>
-      <w:r>
-        <w:t>menjadi</w:t>
-      </w:r>
-      <w:proofErr w:type="spellEnd"/>
-      <w:r>
-        <w:t xml:space="preserve"> </w:t>
-      </w:r>
-      <w:proofErr w:type="spellStart"/>
-      <w:r>
-        <w:t>System.out.print</w:t>
-      </w:r>
-      <w:proofErr w:type="spellEnd"/>
-      <w:r>
-        <w:t xml:space="preserve"> pada baris </w:t>
-      </w:r>
-      <w:proofErr w:type="spellStart"/>
-      <w:r>
-        <w:t>ke</w:t>
-      </w:r>
-      <w:proofErr w:type="spellEnd"/>
-      <w:r>
-        <w:t xml:space="preserve"> 6 dan 7 </w:t>
-      </w:r>
-      <w:proofErr w:type="spellStart"/>
-      <w:r>
-        <w:t>kemudian</w:t>
-      </w:r>
-      <w:proofErr w:type="spellEnd"/>
-      <w:r>
-        <w:t xml:space="preserve"> </w:t>
-      </w:r>
-      <w:proofErr w:type="spellStart"/>
-      <w:r>
-        <w:t>jalankan</w:t>
-      </w:r>
-      <w:proofErr w:type="spellEnd"/>
-      <w:r>
-        <w:t xml:space="preserve"> program! </w:t>
+      <w:r>
+        <w:t xml:space="preserve">Gantilah perintah System.out.println menjadi System.out.print pada baris ke 6 dan 7 kemudian jalankan program! </w:t>
       </w:r>
     </w:p>
     <w:p>
@@ -556,45 +229,8 @@
           <w:numId w:val="8"/>
         </w:numPr>
       </w:pPr>
-      <w:proofErr w:type="spellStart"/>
-      <w:r>
-        <w:t>Apakah</w:t>
-      </w:r>
-      <w:proofErr w:type="spellEnd"/>
-      <w:r>
-        <w:t xml:space="preserve"> </w:t>
-      </w:r>
-      <w:proofErr w:type="spellStart"/>
-      <w:r>
-        <w:t>perbedaan</w:t>
-      </w:r>
-      <w:proofErr w:type="spellEnd"/>
-      <w:r>
-        <w:t xml:space="preserve"> </w:t>
-      </w:r>
-      <w:proofErr w:type="spellStart"/>
-      <w:r>
-        <w:t>System.out.println</w:t>
-      </w:r>
-      <w:proofErr w:type="spellEnd"/>
-      <w:r>
-        <w:t xml:space="preserve">(".........."); dan </w:t>
-      </w:r>
-      <w:proofErr w:type="spellStart"/>
-      <w:r>
-        <w:t>System.out.print</w:t>
-      </w:r>
-      <w:proofErr w:type="spellEnd"/>
-      <w:r>
-        <w:t xml:space="preserve">("............");, </w:t>
-      </w:r>
-      <w:proofErr w:type="spellStart"/>
-      <w:r>
-        <w:t>Jelaskan</w:t>
-      </w:r>
-      <w:proofErr w:type="spellEnd"/>
-      <w:r>
-        <w:t xml:space="preserve">! </w:t>
+      <w:r>
+        <w:t xml:space="preserve">Apakah perbedaan System.out.println(".........."); dan System.out.print("............");, Jelaskan! </w:t>
       </w:r>
     </w:p>
     <w:p>
@@ -605,59 +241,9 @@
           <w:numId w:val="8"/>
         </w:numPr>
       </w:pPr>
-      <w:proofErr w:type="spellStart"/>
-      <w:r>
-        <w:t>Gantilah</w:t>
-      </w:r>
-      <w:proofErr w:type="spellEnd"/>
-      <w:r>
-        <w:t xml:space="preserve"> </w:t>
-      </w:r>
-      <w:proofErr w:type="spellStart"/>
-      <w:r>
-        <w:t>perintah</w:t>
-      </w:r>
-      <w:proofErr w:type="spellEnd"/>
-      <w:r>
-        <w:t xml:space="preserve"> pada baris </w:t>
-      </w:r>
-      <w:proofErr w:type="spellStart"/>
-      <w:r>
-        <w:t>ke</w:t>
-      </w:r>
-      <w:proofErr w:type="spellEnd"/>
-      <w:r>
-        <w:t xml:space="preserve"> 6 dan 7 </w:t>
-      </w:r>
-      <w:proofErr w:type="spellStart"/>
-      <w:r>
-        <w:t>menjadi</w:t>
-      </w:r>
-      <w:proofErr w:type="spellEnd"/>
-      <w:r>
-        <w:t xml:space="preserve"> </w:t>
-      </w:r>
-      <w:proofErr w:type="spellStart"/>
-      <w:r>
-        <w:t>seperti</w:t>
-      </w:r>
-      <w:proofErr w:type="spellEnd"/>
-      <w:r>
-        <w:t xml:space="preserve"> </w:t>
-      </w:r>
-      <w:proofErr w:type="spellStart"/>
-      <w:r>
-        <w:t>berikut</w:t>
-      </w:r>
-      <w:proofErr w:type="spellEnd"/>
-      <w:r>
-        <w:t xml:space="preserve"> </w:t>
-      </w:r>
-      <w:proofErr w:type="spellStart"/>
-      <w:r>
-        <w:t>ini</w:t>
-      </w:r>
-      <w:proofErr w:type="spellEnd"/>
+      <w:r>
+        <w:t>Gantilah perintah pada baris ke 6 dan 7 menjadi seperti berikut ini</w:t>
+      </w:r>
       <w:r>
         <w:t xml:space="preserve"> : </w:t>
       </w:r>
@@ -678,7 +264,6 @@
           <w14:ligatures w14:val="none"/>
         </w:rPr>
       </w:pPr>
-      <w:proofErr w:type="spellStart"/>
       <w:r>
         <w:rPr>
           <w:rFonts w:ascii="Consolas" w:eastAsia="Times New Roman" w:hAnsi="Consolas" w:cs="Times New Roman"/>
@@ -739,7 +324,6 @@
         </w:rPr>
         <w:t>print</w:t>
       </w:r>
-      <w:proofErr w:type="spellEnd"/>
       <w:r>
         <w:rPr>
           <w:rFonts w:ascii="Consolas" w:eastAsia="Times New Roman" w:hAnsi="Consolas" w:cs="Times New Roman"/>
@@ -774,20 +358,7 @@
           <w:lang w:eastAsia="en-ID"/>
           <w14:ligatures w14:val="none"/>
         </w:rPr>
-        <w:t>\</w:t>
-      </w:r>
-      <w:proofErr w:type="spellStart"/>
-      <w:r>
-        <w:rPr>
-          <w:rFonts w:ascii="Consolas" w:eastAsia="Times New Roman" w:hAnsi="Consolas" w:cs="Times New Roman"/>
-          <w:color w:val="D7BA7D"/>
-          <w:kern w:val="0"/>
-          <w:sz w:val="21"/>
-          <w:szCs w:val="21"/>
-          <w:lang w:eastAsia="en-ID"/>
-          <w14:ligatures w14:val="none"/>
-        </w:rPr>
-        <w:t>n</w:t>
+        <w:t>\n</w:t>
       </w:r>
       <w:r>
         <w:rPr>
@@ -799,46 +370,7 @@
           <w:lang w:eastAsia="en-ID"/>
           <w14:ligatures w14:val="none"/>
         </w:rPr>
-        <w:t>Belajar</w:t>
-      </w:r>
-      <w:proofErr w:type="spellEnd"/>
-      <w:r>
-        <w:rPr>
-          <w:rFonts w:ascii="Consolas" w:eastAsia="Times New Roman" w:hAnsi="Consolas" w:cs="Times New Roman"/>
-          <w:color w:val="A5D6FF"/>
-          <w:kern w:val="0"/>
-          <w:sz w:val="21"/>
-          <w:szCs w:val="21"/>
-          <w:lang w:eastAsia="en-ID"/>
-          <w14:ligatures w14:val="none"/>
-        </w:rPr>
-        <w:t xml:space="preserve"> Java Itu </w:t>
-      </w:r>
-      <w:proofErr w:type="spellStart"/>
-      <w:r>
-        <w:rPr>
-          <w:rFonts w:ascii="Consolas" w:eastAsia="Times New Roman" w:hAnsi="Consolas" w:cs="Times New Roman"/>
-          <w:color w:val="A5D6FF"/>
-          <w:kern w:val="0"/>
-          <w:sz w:val="21"/>
-          <w:szCs w:val="21"/>
-          <w:lang w:eastAsia="en-ID"/>
-          <w14:ligatures w14:val="none"/>
-        </w:rPr>
-        <w:t>mudah</w:t>
-      </w:r>
-      <w:proofErr w:type="spellEnd"/>
-      <w:r>
-        <w:rPr>
-          <w:rFonts w:ascii="Consolas" w:eastAsia="Times New Roman" w:hAnsi="Consolas" w:cs="Times New Roman"/>
-          <w:color w:val="A5D6FF"/>
-          <w:kern w:val="0"/>
-          <w:sz w:val="21"/>
-          <w:szCs w:val="21"/>
-          <w:lang w:eastAsia="en-ID"/>
-          <w14:ligatures w14:val="none"/>
-        </w:rPr>
-        <w:t>"</w:t>
+        <w:t>Belajar Java Itu mudah"</w:t>
       </w:r>
       <w:r>
         <w:rPr>
@@ -869,7 +401,6 @@
           <w14:ligatures w14:val="none"/>
         </w:rPr>
       </w:pPr>
-      <w:proofErr w:type="spellStart"/>
       <w:r>
         <w:rPr>
           <w:rFonts w:ascii="Consolas" w:eastAsia="Times New Roman" w:hAnsi="Consolas" w:cs="Times New Roman"/>
@@ -930,7 +461,6 @@
         </w:rPr>
         <w:t>print</w:t>
       </w:r>
-      <w:proofErr w:type="spellEnd"/>
       <w:r>
         <w:rPr>
           <w:rFonts w:ascii="Consolas" w:eastAsia="Times New Roman" w:hAnsi="Consolas" w:cs="Times New Roman"/>
@@ -965,20 +495,7 @@
           <w:lang w:eastAsia="en-ID"/>
           <w14:ligatures w14:val="none"/>
         </w:rPr>
-        <w:t>\</w:t>
-      </w:r>
-      <w:proofErr w:type="spellStart"/>
-      <w:r>
-        <w:rPr>
-          <w:rFonts w:ascii="Consolas" w:eastAsia="Times New Roman" w:hAnsi="Consolas" w:cs="Times New Roman"/>
-          <w:color w:val="D7BA7D"/>
-          <w:kern w:val="0"/>
-          <w:sz w:val="21"/>
-          <w:szCs w:val="21"/>
-          <w:lang w:eastAsia="en-ID"/>
-          <w14:ligatures w14:val="none"/>
-        </w:rPr>
-        <w:t>n</w:t>
+        <w:t>\n</w:t>
       </w:r>
       <w:r>
         <w:rPr>
@@ -990,124 +507,7 @@
           <w:lang w:eastAsia="en-ID"/>
           <w14:ligatures w14:val="none"/>
         </w:rPr>
-        <w:t>Semakin</w:t>
-      </w:r>
-      <w:proofErr w:type="spellEnd"/>
-      <w:r>
-        <w:rPr>
-          <w:rFonts w:ascii="Consolas" w:eastAsia="Times New Roman" w:hAnsi="Consolas" w:cs="Times New Roman"/>
-          <w:color w:val="A5D6FF"/>
-          <w:kern w:val="0"/>
-          <w:sz w:val="21"/>
-          <w:szCs w:val="21"/>
-          <w:lang w:eastAsia="en-ID"/>
-          <w14:ligatures w14:val="none"/>
-        </w:rPr>
-        <w:t xml:space="preserve"> </w:t>
-      </w:r>
-      <w:proofErr w:type="spellStart"/>
-      <w:r>
-        <w:rPr>
-          <w:rFonts w:ascii="Consolas" w:eastAsia="Times New Roman" w:hAnsi="Consolas" w:cs="Times New Roman"/>
-          <w:color w:val="A5D6FF"/>
-          <w:kern w:val="0"/>
-          <w:sz w:val="21"/>
-          <w:szCs w:val="21"/>
-          <w:lang w:eastAsia="en-ID"/>
-          <w14:ligatures w14:val="none"/>
-        </w:rPr>
-        <w:t>sering</w:t>
-      </w:r>
-      <w:proofErr w:type="spellEnd"/>
-      <w:r>
-        <w:rPr>
-          <w:rFonts w:ascii="Consolas" w:eastAsia="Times New Roman" w:hAnsi="Consolas" w:cs="Times New Roman"/>
-          <w:color w:val="A5D6FF"/>
-          <w:kern w:val="0"/>
-          <w:sz w:val="21"/>
-          <w:szCs w:val="21"/>
-          <w:lang w:eastAsia="en-ID"/>
-          <w14:ligatures w14:val="none"/>
-        </w:rPr>
-        <w:t xml:space="preserve"> </w:t>
-      </w:r>
-      <w:proofErr w:type="spellStart"/>
-      <w:r>
-        <w:rPr>
-          <w:rFonts w:ascii="Consolas" w:eastAsia="Times New Roman" w:hAnsi="Consolas" w:cs="Times New Roman"/>
-          <w:color w:val="A5D6FF"/>
-          <w:kern w:val="0"/>
-          <w:sz w:val="21"/>
-          <w:szCs w:val="21"/>
-          <w:lang w:eastAsia="en-ID"/>
-          <w14:ligatures w14:val="none"/>
-        </w:rPr>
-        <w:t>mencoba</w:t>
-      </w:r>
-      <w:proofErr w:type="spellEnd"/>
-      <w:r>
-        <w:rPr>
-          <w:rFonts w:ascii="Consolas" w:eastAsia="Times New Roman" w:hAnsi="Consolas" w:cs="Times New Roman"/>
-          <w:color w:val="A5D6FF"/>
-          <w:kern w:val="0"/>
-          <w:sz w:val="21"/>
-          <w:szCs w:val="21"/>
-          <w:lang w:eastAsia="en-ID"/>
-          <w14:ligatures w14:val="none"/>
-        </w:rPr>
-        <w:t xml:space="preserve">, </w:t>
-      </w:r>
-      <w:proofErr w:type="spellStart"/>
-      <w:r>
-        <w:rPr>
-          <w:rFonts w:ascii="Consolas" w:eastAsia="Times New Roman" w:hAnsi="Consolas" w:cs="Times New Roman"/>
-          <w:color w:val="A5D6FF"/>
-          <w:kern w:val="0"/>
-          <w:sz w:val="21"/>
-          <w:szCs w:val="21"/>
-          <w:lang w:eastAsia="en-ID"/>
-          <w14:ligatures w14:val="none"/>
-        </w:rPr>
-        <w:t>semakin</w:t>
-      </w:r>
-      <w:proofErr w:type="spellEnd"/>
-      <w:r>
-        <w:rPr>
-          <w:rFonts w:ascii="Consolas" w:eastAsia="Times New Roman" w:hAnsi="Consolas" w:cs="Times New Roman"/>
-          <w:color w:val="A5D6FF"/>
-          <w:kern w:val="0"/>
-          <w:sz w:val="21"/>
-          <w:szCs w:val="21"/>
-          <w:lang w:eastAsia="en-ID"/>
-          <w14:ligatures w14:val="none"/>
-        </w:rPr>
-        <w:t xml:space="preserve"> </w:t>
-      </w:r>
-      <w:proofErr w:type="spellStart"/>
-      <w:r>
-        <w:rPr>
-          <w:rFonts w:ascii="Consolas" w:eastAsia="Times New Roman" w:hAnsi="Consolas" w:cs="Times New Roman"/>
-          <w:color w:val="A5D6FF"/>
-          <w:kern w:val="0"/>
-          <w:sz w:val="21"/>
-          <w:szCs w:val="21"/>
-          <w:lang w:eastAsia="en-ID"/>
-          <w14:ligatures w14:val="none"/>
-        </w:rPr>
-        <w:t>mahir</w:t>
-      </w:r>
-      <w:proofErr w:type="spellEnd"/>
-      <w:r>
-        <w:rPr>
-          <w:rFonts w:ascii="Consolas" w:eastAsia="Times New Roman" w:hAnsi="Consolas" w:cs="Times New Roman"/>
-          <w:color w:val="A5D6FF"/>
-          <w:kern w:val="0"/>
-          <w:sz w:val="21"/>
-          <w:szCs w:val="21"/>
-          <w:lang w:eastAsia="en-ID"/>
-          <w14:ligatures w14:val="none"/>
-        </w:rPr>
-        <w:t>"</w:t>
+        <w:t>Semakin sering mencoba, semakin mahir"</w:t>
       </w:r>
       <w:r>
         <w:rPr>
@@ -1130,37 +530,8 @@
           <w:numId w:val="8"/>
         </w:numPr>
       </w:pPr>
-      <w:proofErr w:type="spellStart"/>
-      <w:r>
-        <w:t>Jelaskan</w:t>
-      </w:r>
-      <w:proofErr w:type="spellEnd"/>
-      <w:r>
-        <w:t xml:space="preserve"> </w:t>
-      </w:r>
-      <w:proofErr w:type="spellStart"/>
-      <w:r>
-        <w:t>fungsi</w:t>
-      </w:r>
-      <w:proofErr w:type="spellEnd"/>
-      <w:r>
-        <w:t xml:space="preserve"> </w:t>
-      </w:r>
-      <w:proofErr w:type="spellStart"/>
-      <w:r>
-        <w:t>perintah</w:t>
-      </w:r>
-      <w:proofErr w:type="spellEnd"/>
-      <w:r>
-        <w:t xml:space="preserve"> \n pada baris </w:t>
-      </w:r>
-      <w:proofErr w:type="spellStart"/>
-      <w:r>
-        <w:t>ke</w:t>
-      </w:r>
-      <w:proofErr w:type="spellEnd"/>
-      <w:r>
-        <w:t xml:space="preserve"> 6 dan 7! </w:t>
+      <w:r>
+        <w:t xml:space="preserve">Jelaskan fungsi perintah \n pada baris ke 6 dan 7! </w:t>
       </w:r>
     </w:p>
     <w:p>
@@ -1172,55 +543,7 @@
         </w:numPr>
       </w:pPr>
       <w:r>
-        <w:t xml:space="preserve">Pada baris </w:t>
-      </w:r>
-      <w:proofErr w:type="spellStart"/>
-      <w:r>
-        <w:t>ke</w:t>
-      </w:r>
-      <w:proofErr w:type="spellEnd"/>
-      <w:r>
-        <w:t xml:space="preserve"> 7 </w:t>
-      </w:r>
-      <w:proofErr w:type="spellStart"/>
-      <w:r>
-        <w:t>tambahkan</w:t>
-      </w:r>
-      <w:proofErr w:type="spellEnd"/>
-      <w:r>
-        <w:t xml:space="preserve"> </w:t>
-      </w:r>
-      <w:proofErr w:type="spellStart"/>
-      <w:r>
-        <w:t>karakter</w:t>
-      </w:r>
-      <w:proofErr w:type="spellEnd"/>
-      <w:r>
-        <w:t xml:space="preserve"> // </w:t>
-      </w:r>
-      <w:proofErr w:type="spellStart"/>
-      <w:r>
-        <w:t>sehingga</w:t>
-      </w:r>
-      <w:proofErr w:type="spellEnd"/>
-      <w:r>
-        <w:t xml:space="preserve"> baris </w:t>
-      </w:r>
-      <w:proofErr w:type="spellStart"/>
-      <w:r>
-        <w:t>tersebut</w:t>
-      </w:r>
-      <w:proofErr w:type="spellEnd"/>
-      <w:r>
-        <w:t xml:space="preserve"> </w:t>
-      </w:r>
-      <w:proofErr w:type="spellStart"/>
-      <w:r>
-        <w:t>menjadi</w:t>
-      </w:r>
-      <w:proofErr w:type="spellEnd"/>
-      <w:r>
-        <w:t xml:space="preserve"> </w:t>
+        <w:t xml:space="preserve">Pada baris ke 7 tambahkan karakter // sehingga baris tersebut menjadi </w:t>
       </w:r>
       <w:r>
         <w:t>:</w:t>
@@ -1252,163 +575,7 @@
           <w:lang w:eastAsia="en-ID"/>
           <w14:ligatures w14:val="none"/>
         </w:rPr>
-        <w:t>//</w:t>
-      </w:r>
-      <w:proofErr w:type="spellStart"/>
-      <w:r>
-        <w:rPr>
-          <w:rFonts w:ascii="Consolas" w:eastAsia="Times New Roman" w:hAnsi="Consolas" w:cs="Times New Roman"/>
-          <w:color w:val="8B949E"/>
-          <w:kern w:val="0"/>
-          <w:sz w:val="21"/>
-          <w:szCs w:val="21"/>
-          <w:lang w:eastAsia="en-ID"/>
-          <w14:ligatures w14:val="none"/>
-        </w:rPr>
-        <w:t>System.out.print</w:t>
-      </w:r>
-      <w:proofErr w:type="spellEnd"/>
-      <w:r>
-        <w:rPr>
-          <w:rFonts w:ascii="Consolas" w:eastAsia="Times New Roman" w:hAnsi="Consolas" w:cs="Times New Roman"/>
-          <w:color w:val="8B949E"/>
-          <w:kern w:val="0"/>
-          <w:sz w:val="21"/>
-          <w:szCs w:val="21"/>
-          <w:lang w:eastAsia="en-ID"/>
-          <w14:ligatures w14:val="none"/>
-        </w:rPr>
-        <w:t>("\</w:t>
-      </w:r>
-      <w:proofErr w:type="spellStart"/>
-      <w:r>
-        <w:rPr>
-          <w:rFonts w:ascii="Consolas" w:eastAsia="Times New Roman" w:hAnsi="Consolas" w:cs="Times New Roman"/>
-          <w:color w:val="8B949E"/>
-          <w:kern w:val="0"/>
-          <w:sz w:val="21"/>
-          <w:szCs w:val="21"/>
-          <w:lang w:eastAsia="en-ID"/>
-          <w14:ligatures w14:val="none"/>
-        </w:rPr>
-        <w:t>nSemakin</w:t>
-      </w:r>
-      <w:proofErr w:type="spellEnd"/>
-      <w:r>
-        <w:rPr>
-          <w:rFonts w:ascii="Consolas" w:eastAsia="Times New Roman" w:hAnsi="Consolas" w:cs="Times New Roman"/>
-          <w:color w:val="8B949E"/>
-          <w:kern w:val="0"/>
-          <w:sz w:val="21"/>
-          <w:szCs w:val="21"/>
-          <w:lang w:eastAsia="en-ID"/>
-          <w14:ligatures w14:val="none"/>
-        </w:rPr>
-        <w:t xml:space="preserve"> </w:t>
-      </w:r>
-      <w:proofErr w:type="spellStart"/>
-      <w:r>
-        <w:rPr>
-          <w:rFonts w:ascii="Consolas" w:eastAsia="Times New Roman" w:hAnsi="Consolas" w:cs="Times New Roman"/>
-          <w:color w:val="8B949E"/>
-          <w:kern w:val="0"/>
-          <w:sz w:val="21"/>
-          <w:szCs w:val="21"/>
-          <w:lang w:eastAsia="en-ID"/>
-          <w14:ligatures w14:val="none"/>
-        </w:rPr>
-        <w:t>sering</w:t>
-      </w:r>
-      <w:proofErr w:type="spellEnd"/>
-      <w:r>
-        <w:rPr>
-          <w:rFonts w:ascii="Consolas" w:eastAsia="Times New Roman" w:hAnsi="Consolas" w:cs="Times New Roman"/>
-          <w:color w:val="8B949E"/>
-          <w:kern w:val="0"/>
-          <w:sz w:val="21"/>
-          <w:szCs w:val="21"/>
-          <w:lang w:eastAsia="en-ID"/>
-          <w14:ligatures w14:val="none"/>
-        </w:rPr>
-        <w:t xml:space="preserve"> </w:t>
-      </w:r>
-      <w:proofErr w:type="spellStart"/>
-      <w:r>
-        <w:rPr>
-          <w:rFonts w:ascii="Consolas" w:eastAsia="Times New Roman" w:hAnsi="Consolas" w:cs="Times New Roman"/>
-          <w:color w:val="8B949E"/>
-          <w:kern w:val="0"/>
-          <w:sz w:val="21"/>
-          <w:szCs w:val="21"/>
-          <w:lang w:eastAsia="en-ID"/>
-          <w14:ligatures w14:val="none"/>
-        </w:rPr>
-        <w:t>mencoba</w:t>
-      </w:r>
-      <w:proofErr w:type="spellEnd"/>
-      <w:r>
-        <w:rPr>
-          <w:rFonts w:ascii="Consolas" w:eastAsia="Times New Roman" w:hAnsi="Consolas" w:cs="Times New Roman"/>
-          <w:color w:val="8B949E"/>
-          <w:kern w:val="0"/>
-          <w:sz w:val="21"/>
-          <w:szCs w:val="21"/>
-          <w:lang w:eastAsia="en-ID"/>
-          <w14:ligatures w14:val="none"/>
-        </w:rPr>
-        <w:t xml:space="preserve">, </w:t>
-      </w:r>
-      <w:proofErr w:type="spellStart"/>
-      <w:r>
-        <w:rPr>
-          <w:rFonts w:ascii="Consolas" w:eastAsia="Times New Roman" w:hAnsi="Consolas" w:cs="Times New Roman"/>
-          <w:color w:val="8B949E"/>
-          <w:kern w:val="0"/>
-          <w:sz w:val="21"/>
-          <w:szCs w:val="21"/>
-          <w:lang w:eastAsia="en-ID"/>
-          <w14:ligatures w14:val="none"/>
-        </w:rPr>
-        <w:t>semakin</w:t>
-      </w:r>
-      <w:proofErr w:type="spellEnd"/>
-      <w:r>
-        <w:rPr>
-          <w:rFonts w:ascii="Consolas" w:eastAsia="Times New Roman" w:hAnsi="Consolas" w:cs="Times New Roman"/>
-          <w:color w:val="8B949E"/>
-          <w:kern w:val="0"/>
-          <w:sz w:val="21"/>
-          <w:szCs w:val="21"/>
-          <w:lang w:eastAsia="en-ID"/>
-          <w14:ligatures w14:val="none"/>
-        </w:rPr>
-        <w:t xml:space="preserve"> </w:t>
-      </w:r>
-      <w:proofErr w:type="spellStart"/>
-      <w:r>
-        <w:rPr>
-          <w:rFonts w:ascii="Consolas" w:eastAsia="Times New Roman" w:hAnsi="Consolas" w:cs="Times New Roman"/>
-          <w:color w:val="8B949E"/>
-          <w:kern w:val="0"/>
-          <w:sz w:val="21"/>
-          <w:szCs w:val="21"/>
-          <w:lang w:eastAsia="en-ID"/>
-          <w14:ligatures w14:val="none"/>
-        </w:rPr>
-        <w:t>mahir</w:t>
-      </w:r>
-      <w:proofErr w:type="spellEnd"/>
-      <w:r>
-        <w:rPr>
-          <w:rFonts w:ascii="Consolas" w:eastAsia="Times New Roman" w:hAnsi="Consolas" w:cs="Times New Roman"/>
-          <w:color w:val="8B949E"/>
-          <w:kern w:val="0"/>
-          <w:sz w:val="21"/>
-          <w:szCs w:val="21"/>
-          <w:lang w:eastAsia="en-ID"/>
-          <w14:ligatures w14:val="none"/>
-        </w:rPr>
-        <w:t>");</w:t>
+        <w:t>//System.out.print("\nSemakin sering mencoba, semakin mahir");</w:t>
       </w:r>
     </w:p>
     <w:p>
@@ -1419,61 +586,8 @@
           <w:numId w:val="8"/>
         </w:numPr>
       </w:pPr>
-      <w:proofErr w:type="spellStart"/>
-      <w:r>
-        <w:t>Jalankan</w:t>
-      </w:r>
-      <w:proofErr w:type="spellEnd"/>
-      <w:r>
-        <w:t xml:space="preserve"> program dan </w:t>
-      </w:r>
-      <w:proofErr w:type="spellStart"/>
-      <w:r>
-        <w:t>amati</w:t>
-      </w:r>
-      <w:proofErr w:type="spellEnd"/>
-      <w:r>
-        <w:t xml:space="preserve"> </w:t>
-      </w:r>
-      <w:proofErr w:type="spellStart"/>
-      <w:r>
-        <w:t>apakah</w:t>
-      </w:r>
-      <w:proofErr w:type="spellEnd"/>
-      <w:r>
-        <w:t xml:space="preserve"> yang </w:t>
-      </w:r>
-      <w:proofErr w:type="spellStart"/>
-      <w:r>
-        <w:t>terjadi</w:t>
-      </w:r>
-      <w:proofErr w:type="spellEnd"/>
-      <w:r>
-        <w:t xml:space="preserve">! </w:t>
-      </w:r>
-      <w:proofErr w:type="spellStart"/>
-      <w:r>
-        <w:t>Jelaskan</w:t>
-      </w:r>
-      <w:proofErr w:type="spellEnd"/>
-      <w:r>
-        <w:t xml:space="preserve"> </w:t>
-      </w:r>
-      <w:proofErr w:type="spellStart"/>
-      <w:r>
-        <w:t>fungsi</w:t>
-      </w:r>
-      <w:proofErr w:type="spellEnd"/>
-      <w:r>
-        <w:t xml:space="preserve"> </w:t>
-      </w:r>
-      <w:proofErr w:type="spellStart"/>
-      <w:r>
-        <w:t>karakter</w:t>
-      </w:r>
-      <w:proofErr w:type="spellEnd"/>
-      <w:r>
-        <w:t xml:space="preserve"> //</w:t>
+      <w:r>
+        <w:t>Jalankan program dan amati apakah yang terjadi! Jelaskan fungsi karakter //</w:t>
       </w:r>
     </w:p>
     <w:p>
@@ -1501,6 +615,7 @@
         <w:rPr>
           <w:noProof/>
         </w:rPr>
+        <w:lastRenderedPageBreak/>
         <w:drawing>
           <wp:inline distT="0" distB="0" distL="0" distR="0" wp14:anchorId="2F99BB3E" wp14:editId="6B9D82B7">
             <wp:extent cx="2630465" cy="1479600"/>
@@ -1543,14 +658,8 @@
         <w:pStyle w:val="ListParagraph"/>
         <w:ind w:left="1134"/>
       </w:pPr>
-      <w:proofErr w:type="spellStart"/>
-      <w:r>
-        <w:lastRenderedPageBreak/>
-        <w:t>System.out.println</w:t>
-      </w:r>
-      <w:proofErr w:type="spellEnd"/>
-      <w:r>
-        <w:t>("Vi</w:t>
+      <w:r>
+        <w:t>System.out.println("Vi</w:t>
       </w:r>
       <w:r>
         <w:t>q</w:t>
@@ -1559,232 +668,25 @@
         <w:t>i");</w:t>
       </w:r>
       <w:r>
-        <w:t xml:space="preserve">, </w:t>
-      </w:r>
-      <w:proofErr w:type="spellStart"/>
-      <w:r>
-        <w:t>untuk</w:t>
-      </w:r>
-      <w:proofErr w:type="spellEnd"/>
-      <w:r>
-        <w:t xml:space="preserve"> </w:t>
-      </w:r>
-      <w:proofErr w:type="spellStart"/>
-      <w:r>
-        <w:t>menampilkan</w:t>
-      </w:r>
-      <w:proofErr w:type="spellEnd"/>
-      <w:r>
-        <w:t xml:space="preserve"> text dan text </w:t>
-      </w:r>
-      <w:proofErr w:type="spellStart"/>
-      <w:r>
-        <w:t>seterusnya</w:t>
-      </w:r>
-      <w:proofErr w:type="spellEnd"/>
-      <w:r>
-        <w:t xml:space="preserve"> </w:t>
-      </w:r>
-      <w:proofErr w:type="spellStart"/>
-      <w:r>
-        <w:t>akan</w:t>
-      </w:r>
-      <w:proofErr w:type="spellEnd"/>
-      <w:r>
-        <w:t xml:space="preserve"> </w:t>
-      </w:r>
-      <w:proofErr w:type="spellStart"/>
-      <w:r>
-        <w:t>dibawahnya</w:t>
-      </w:r>
-      <w:proofErr w:type="spellEnd"/>
-      <w:r>
-        <w:t xml:space="preserve">. </w:t>
-      </w:r>
-      <w:proofErr w:type="spellStart"/>
+        <w:t xml:space="preserve">, untuk menampilkan text dan text seterusnya akan dibawahnya. </w:t>
+      </w:r>
+      <w:r>
+        <w:t>System.out.print("Belajar Java Itu mudah");</w:t>
+      </w:r>
+      <w:r>
+        <w:t xml:space="preserve"> untuk menampilkan text dan text seterusnya akan di sampingnya. </w:t>
+      </w:r>
       <w:r>
         <w:t>System.out.print</w:t>
       </w:r>
-      <w:proofErr w:type="spellEnd"/>
-      <w:r>
-        <w:t>("</w:t>
-      </w:r>
-      <w:proofErr w:type="spellStart"/>
-      <w:r>
-        <w:t>Belajar</w:t>
-      </w:r>
-      <w:proofErr w:type="spellEnd"/>
-      <w:r>
-        <w:t xml:space="preserve"> Java Itu </w:t>
-      </w:r>
-      <w:proofErr w:type="spellStart"/>
-      <w:r>
-        <w:t>mudah</w:t>
-      </w:r>
-      <w:proofErr w:type="spellEnd"/>
-      <w:r>
-        <w:t>");</w:t>
-      </w:r>
-      <w:r>
-        <w:t xml:space="preserve"> </w:t>
-      </w:r>
-      <w:proofErr w:type="spellStart"/>
-      <w:r>
-        <w:t>untuk</w:t>
-      </w:r>
-      <w:proofErr w:type="spellEnd"/>
-      <w:r>
-        <w:t xml:space="preserve"> </w:t>
-      </w:r>
-      <w:proofErr w:type="spellStart"/>
-      <w:r>
-        <w:t>menampilkan</w:t>
-      </w:r>
-      <w:proofErr w:type="spellEnd"/>
-      <w:r>
-        <w:t xml:space="preserve"> text dan text </w:t>
-      </w:r>
-      <w:proofErr w:type="spellStart"/>
-      <w:r>
-        <w:t>seterusnya</w:t>
-      </w:r>
-      <w:proofErr w:type="spellEnd"/>
-      <w:r>
-        <w:t xml:space="preserve"> </w:t>
-      </w:r>
-      <w:proofErr w:type="spellStart"/>
-      <w:r>
-        <w:t>akan</w:t>
-      </w:r>
-      <w:proofErr w:type="spellEnd"/>
-      <w:r>
-        <w:t xml:space="preserve"> di </w:t>
-      </w:r>
-      <w:proofErr w:type="spellStart"/>
-      <w:r>
-        <w:t>sampingnya</w:t>
-      </w:r>
-      <w:proofErr w:type="spellEnd"/>
-      <w:r>
-        <w:t xml:space="preserve">. </w:t>
-      </w:r>
-      <w:proofErr w:type="spellStart"/>
-      <w:r>
-        <w:t>System.out.print</w:t>
-      </w:r>
       <w:r>
         <w:t>ln</w:t>
       </w:r>
-      <w:proofErr w:type="spellEnd"/>
-      <w:r>
-        <w:t>("</w:t>
-      </w:r>
-      <w:proofErr w:type="spellStart"/>
-      <w:r>
-        <w:t>Semakin</w:t>
-      </w:r>
-      <w:proofErr w:type="spellEnd"/>
-      <w:r>
-        <w:t xml:space="preserve"> </w:t>
-      </w:r>
-      <w:proofErr w:type="spellStart"/>
-      <w:r>
-        <w:t>sering</w:t>
-      </w:r>
-      <w:proofErr w:type="spellEnd"/>
-      <w:r>
-        <w:t xml:space="preserve"> </w:t>
-      </w:r>
-      <w:proofErr w:type="spellStart"/>
-      <w:r>
-        <w:t>mencoba</w:t>
-      </w:r>
-      <w:proofErr w:type="spellEnd"/>
-      <w:r>
-        <w:t xml:space="preserve">, </w:t>
-      </w:r>
-      <w:proofErr w:type="spellStart"/>
-      <w:r>
-        <w:t>semakin</w:t>
-      </w:r>
-      <w:proofErr w:type="spellEnd"/>
-      <w:r>
-        <w:t xml:space="preserve"> </w:t>
-      </w:r>
-      <w:proofErr w:type="spellStart"/>
-      <w:r>
-        <w:t>mahir</w:t>
-      </w:r>
-      <w:proofErr w:type="spellEnd"/>
-      <w:r>
-        <w:t>");</w:t>
-      </w:r>
-      <w:r>
-        <w:t xml:space="preserve">, </w:t>
-      </w:r>
-      <w:proofErr w:type="spellStart"/>
-      <w:r>
-        <w:t>untuk</w:t>
-      </w:r>
-      <w:proofErr w:type="spellEnd"/>
-      <w:r>
-        <w:t xml:space="preserve"> </w:t>
-      </w:r>
-      <w:proofErr w:type="spellStart"/>
-      <w:r>
-        <w:t>menampilkan</w:t>
-      </w:r>
-      <w:proofErr w:type="spellEnd"/>
-      <w:r>
-        <w:t xml:space="preserve"> text dan text </w:t>
-      </w:r>
-      <w:proofErr w:type="spellStart"/>
-      <w:r>
-        <w:t>seterusnya</w:t>
-      </w:r>
-      <w:proofErr w:type="spellEnd"/>
-      <w:r>
-        <w:t xml:space="preserve"> </w:t>
-      </w:r>
-      <w:proofErr w:type="spellStart"/>
-      <w:r>
-        <w:t>akan</w:t>
-      </w:r>
-      <w:proofErr w:type="spellEnd"/>
-      <w:r>
-        <w:t xml:space="preserve"> di </w:t>
-      </w:r>
-      <w:proofErr w:type="spellStart"/>
-      <w:r>
-        <w:t>sampingnya</w:t>
-      </w:r>
-      <w:proofErr w:type="spellEnd"/>
-      <w:r>
-        <w:t xml:space="preserve">. Hasil </w:t>
-      </w:r>
-      <w:proofErr w:type="spellStart"/>
-      <w:r>
-        <w:t>dari</w:t>
-      </w:r>
-      <w:proofErr w:type="spellEnd"/>
-      <w:r>
-        <w:t xml:space="preserve"> code </w:t>
-      </w:r>
-      <w:proofErr w:type="spellStart"/>
-      <w:r>
-        <w:t>diatas</w:t>
-      </w:r>
-      <w:proofErr w:type="spellEnd"/>
-      <w:r>
-        <w:t xml:space="preserve"> </w:t>
-      </w:r>
-      <w:proofErr w:type="spellStart"/>
-      <w:r>
-        <w:t>akan</w:t>
-      </w:r>
-      <w:proofErr w:type="spellEnd"/>
-      <w:r>
-        <w:t xml:space="preserve"> : </w:t>
+      <w:r>
+        <w:t>("Semakin sering mencoba, semakin mahir");</w:t>
+      </w:r>
+      <w:r>
+        <w:t xml:space="preserve">, untuk menampilkan text dan text seterusnya akan di sampingnya. Hasil dari code diatas akan : </w:t>
       </w:r>
     </w:p>
     <w:p>
@@ -1807,51 +709,9 @@
         <w:pStyle w:val="ListParagraph"/>
         <w:ind w:left="1134"/>
       </w:pPr>
-      <w:proofErr w:type="spellStart"/>
-      <w:r>
-        <w:t>Belajar</w:t>
-      </w:r>
-      <w:proofErr w:type="spellEnd"/>
-      <w:r>
-        <w:t xml:space="preserve"> Java Itu </w:t>
-      </w:r>
-      <w:proofErr w:type="spellStart"/>
-      <w:r>
-        <w:t>mudahSemakin</w:t>
-      </w:r>
-      <w:proofErr w:type="spellEnd"/>
-      <w:r>
-        <w:t xml:space="preserve"> </w:t>
-      </w:r>
-      <w:proofErr w:type="spellStart"/>
-      <w:r>
-        <w:t>sering</w:t>
-      </w:r>
-      <w:proofErr w:type="spellEnd"/>
-      <w:r>
-        <w:t xml:space="preserve"> </w:t>
-      </w:r>
-      <w:proofErr w:type="spellStart"/>
-      <w:r>
-        <w:t>mencoba</w:t>
-      </w:r>
-      <w:proofErr w:type="spellEnd"/>
-      <w:r>
-        <w:t xml:space="preserve">, </w:t>
-      </w:r>
-      <w:proofErr w:type="spellStart"/>
-      <w:r>
-        <w:t>semakin</w:t>
-      </w:r>
-      <w:proofErr w:type="spellEnd"/>
-      <w:r>
-        <w:t xml:space="preserve"> </w:t>
-      </w:r>
-      <w:proofErr w:type="spellStart"/>
-      <w:r>
-        <w:t>mahir</w:t>
-      </w:r>
-      <w:proofErr w:type="spellEnd"/>
+      <w:r>
+        <w:t>Belajar Java Itu mudahSemakin sering mencoba, semakin mahir</w:t>
+      </w:r>
     </w:p>
     <w:p>
       <w:pPr>
@@ -1877,128 +737,17 @@
       <w:r>
         <w:t xml:space="preserve">Jika </w:t>
       </w:r>
-      <w:proofErr w:type="spellStart"/>
-      <w:r>
-        <w:t>System.out.println</w:t>
-      </w:r>
-      <w:proofErr w:type="spellEnd"/>
-      <w:r>
-        <w:t>("..........");</w:t>
-      </w:r>
-      <w:r>
-        <w:t xml:space="preserve"> </w:t>
-      </w:r>
-      <w:proofErr w:type="spellStart"/>
-      <w:r>
-        <w:t>maka</w:t>
-      </w:r>
-      <w:proofErr w:type="spellEnd"/>
-      <w:r>
-        <w:t xml:space="preserve"> </w:t>
-      </w:r>
-      <w:proofErr w:type="spellStart"/>
-      <w:r>
-        <w:t>teksnya</w:t>
-      </w:r>
-      <w:proofErr w:type="spellEnd"/>
-      <w:r>
-        <w:t xml:space="preserve"> </w:t>
-      </w:r>
-      <w:proofErr w:type="spellStart"/>
-      <w:r>
-        <w:t>akan</w:t>
-      </w:r>
-      <w:proofErr w:type="spellEnd"/>
-      <w:r>
-        <w:t xml:space="preserve"> </w:t>
-      </w:r>
-      <w:proofErr w:type="spellStart"/>
-      <w:r>
-        <w:t>pindah</w:t>
-      </w:r>
-      <w:proofErr w:type="spellEnd"/>
-      <w:r>
-        <w:t xml:space="preserve"> baris(</w:t>
-      </w:r>
-      <w:proofErr w:type="spellStart"/>
-      <w:r>
-        <w:t>seperti</w:t>
-      </w:r>
-      <w:proofErr w:type="spellEnd"/>
-      <w:r>
-        <w:t xml:space="preserve"> enter), </w:t>
-      </w:r>
-      <w:proofErr w:type="spellStart"/>
-      <w:r>
-        <w:t>jika</w:t>
-      </w:r>
-      <w:proofErr w:type="spellEnd"/>
-      <w:r>
-        <w:t xml:space="preserve"> </w:t>
-      </w:r>
-      <w:proofErr w:type="spellStart"/>
-      <w:r>
-        <w:t>System.out.print</w:t>
-      </w:r>
-      <w:proofErr w:type="spellEnd"/>
-      <w:r>
-        <w:t xml:space="preserve"> </w:t>
-      </w:r>
-      <w:proofErr w:type="spellStart"/>
-      <w:r>
-        <w:t>maka</w:t>
-      </w:r>
-      <w:proofErr w:type="spellEnd"/>
-      <w:r>
-        <w:t xml:space="preserve"> </w:t>
-      </w:r>
-      <w:proofErr w:type="spellStart"/>
-      <w:r>
-        <w:t>teks</w:t>
-      </w:r>
-      <w:proofErr w:type="spellEnd"/>
-      <w:r>
-        <w:t xml:space="preserve"> </w:t>
-      </w:r>
-      <w:proofErr w:type="spellStart"/>
-      <w:r>
-        <w:t>akan</w:t>
-      </w:r>
-      <w:proofErr w:type="spellEnd"/>
-      <w:r>
-        <w:t xml:space="preserve"> </w:t>
-      </w:r>
-      <w:proofErr w:type="spellStart"/>
-      <w:r>
-        <w:t>kesamping</w:t>
-      </w:r>
-      <w:proofErr w:type="spellEnd"/>
-      <w:r>
-        <w:t xml:space="preserve"> </w:t>
-      </w:r>
-      <w:proofErr w:type="spellStart"/>
-      <w:r>
-        <w:t>dari</w:t>
-      </w:r>
-      <w:proofErr w:type="spellEnd"/>
-      <w:r>
-        <w:t xml:space="preserve"> </w:t>
-      </w:r>
-      <w:proofErr w:type="spellStart"/>
-      <w:r>
-        <w:t>teks</w:t>
-      </w:r>
-      <w:proofErr w:type="spellEnd"/>
-      <w:r>
-        <w:t xml:space="preserve"> </w:t>
-      </w:r>
-      <w:proofErr w:type="spellStart"/>
-      <w:r>
-        <w:t>sebelumnya</w:t>
-      </w:r>
-      <w:proofErr w:type="spellEnd"/>
-      <w:r>
-        <w:t>.</w:t>
+      <w:r>
+        <w:t>System.out.println("..........");</w:t>
+      </w:r>
+      <w:r>
+        <w:t xml:space="preserve"> maka teksnya akan pindah baris(seperti enter), jika </w:t>
+      </w:r>
+      <w:r>
+        <w:t xml:space="preserve">System.out.print </w:t>
+      </w:r>
+      <w:r>
+        <w:t>maka teks akan kesamping dari teks sebelumnya.</w:t>
       </w:r>
     </w:p>
     <w:p>
@@ -2068,139 +817,23 @@
         <w:pStyle w:val="ListParagraph"/>
         <w:ind w:left="1134"/>
       </w:pPr>
-      <w:proofErr w:type="spellStart"/>
+      <w:r>
+        <w:t>System.out.print("\nBelajar Java Itu mudah");</w:t>
+      </w:r>
+      <w:r>
+        <w:t xml:space="preserve">, digunakan untuk menampilkan text dan </w:t>
+      </w:r>
+      <w:r>
+        <w:t>\n digunakan untuk pindah ke baris baru</w:t>
+      </w:r>
+      <w:r>
+        <w:t xml:space="preserve"> meskipun menggunakan </w:t>
+      </w:r>
       <w:r>
         <w:t>System.out.print</w:t>
       </w:r>
-      <w:proofErr w:type="spellEnd"/>
-      <w:r>
-        <w:t>("\</w:t>
-      </w:r>
-      <w:proofErr w:type="spellStart"/>
-      <w:r>
-        <w:t>nBelajar</w:t>
-      </w:r>
-      <w:proofErr w:type="spellEnd"/>
-      <w:r>
-        <w:t xml:space="preserve"> Java Itu </w:t>
-      </w:r>
-      <w:proofErr w:type="spellStart"/>
-      <w:r>
-        <w:t>mudah</w:t>
-      </w:r>
-      <w:proofErr w:type="spellEnd"/>
-      <w:r>
-        <w:t>");</w:t>
-      </w:r>
-      <w:r>
-        <w:t xml:space="preserve">, </w:t>
-      </w:r>
-      <w:proofErr w:type="spellStart"/>
-      <w:r>
-        <w:t>digunakan</w:t>
-      </w:r>
-      <w:proofErr w:type="spellEnd"/>
-      <w:r>
-        <w:t xml:space="preserve"> </w:t>
-      </w:r>
-      <w:proofErr w:type="spellStart"/>
-      <w:r>
-        <w:t>untuk</w:t>
-      </w:r>
-      <w:proofErr w:type="spellEnd"/>
-      <w:r>
-        <w:t xml:space="preserve"> </w:t>
-      </w:r>
-      <w:proofErr w:type="spellStart"/>
-      <w:r>
-        <w:t>menampilkan</w:t>
-      </w:r>
-      <w:proofErr w:type="spellEnd"/>
-      <w:r>
-        <w:t xml:space="preserve"> text dan </w:t>
-      </w:r>
-      <w:r>
-        <w:t xml:space="preserve">\n </w:t>
-      </w:r>
-      <w:proofErr w:type="spellStart"/>
-      <w:r>
-        <w:t>digunakan</w:t>
-      </w:r>
-      <w:proofErr w:type="spellEnd"/>
-      <w:r>
-        <w:t xml:space="preserve"> </w:t>
-      </w:r>
-      <w:proofErr w:type="spellStart"/>
-      <w:r>
-        <w:t>untuk</w:t>
-      </w:r>
-      <w:proofErr w:type="spellEnd"/>
-      <w:r>
-        <w:t xml:space="preserve"> </w:t>
-      </w:r>
-      <w:proofErr w:type="spellStart"/>
-      <w:r>
-        <w:t>pindah</w:t>
-      </w:r>
-      <w:proofErr w:type="spellEnd"/>
-      <w:r>
-        <w:t xml:space="preserve"> </w:t>
-      </w:r>
-      <w:proofErr w:type="spellStart"/>
-      <w:r>
-        <w:t>ke</w:t>
-      </w:r>
-      <w:proofErr w:type="spellEnd"/>
-      <w:r>
-        <w:t xml:space="preserve"> baris </w:t>
-      </w:r>
-      <w:proofErr w:type="spellStart"/>
-      <w:r>
-        <w:t>baru</w:t>
-      </w:r>
-      <w:proofErr w:type="spellEnd"/>
-      <w:r>
-        <w:t xml:space="preserve"> </w:t>
-      </w:r>
-      <w:proofErr w:type="spellStart"/>
-      <w:r>
-        <w:t>meskipun</w:t>
-      </w:r>
-      <w:proofErr w:type="spellEnd"/>
-      <w:r>
-        <w:t xml:space="preserve"> </w:t>
-      </w:r>
-      <w:proofErr w:type="spellStart"/>
-      <w:r>
-        <w:t>menggunakan</w:t>
-      </w:r>
-      <w:proofErr w:type="spellEnd"/>
-      <w:r>
-        <w:t xml:space="preserve"> </w:t>
-      </w:r>
-      <w:proofErr w:type="spellStart"/>
-      <w:r>
-        <w:t>System.out.print</w:t>
-      </w:r>
-      <w:proofErr w:type="spellEnd"/>
-      <w:r>
-        <w:t xml:space="preserve">. </w:t>
-      </w:r>
-      <w:proofErr w:type="spellStart"/>
-      <w:r>
-        <w:t>Hasilnya</w:t>
-      </w:r>
-      <w:proofErr w:type="spellEnd"/>
-      <w:r>
-        <w:t xml:space="preserve"> </w:t>
-      </w:r>
-      <w:proofErr w:type="spellStart"/>
-      <w:r>
-        <w:t>akan</w:t>
-      </w:r>
-      <w:proofErr w:type="spellEnd"/>
-      <w:r>
-        <w:t xml:space="preserve">: </w:t>
+      <w:r>
+        <w:t xml:space="preserve">. Hasilnya akan: </w:t>
       </w:r>
     </w:p>
     <w:p>
@@ -2229,62 +862,18 @@
         <w:pStyle w:val="ListParagraph"/>
         <w:ind w:left="1134"/>
       </w:pPr>
-      <w:proofErr w:type="spellStart"/>
-      <w:r>
-        <w:t>Belajar</w:t>
-      </w:r>
-      <w:proofErr w:type="spellEnd"/>
-      <w:r>
-        <w:t xml:space="preserve"> Java Itu </w:t>
-      </w:r>
-      <w:proofErr w:type="spellStart"/>
-      <w:r>
-        <w:t>mudah</w:t>
-      </w:r>
-      <w:proofErr w:type="spellEnd"/>
+      <w:r>
+        <w:t>Belajar Java Itu mudah</w:t>
+      </w:r>
     </w:p>
     <w:p>
       <w:pPr>
         <w:pStyle w:val="ListParagraph"/>
         <w:ind w:left="1134"/>
       </w:pPr>
-      <w:proofErr w:type="spellStart"/>
-      <w:r>
-        <w:t>Semakin</w:t>
-      </w:r>
-      <w:proofErr w:type="spellEnd"/>
-      <w:r>
-        <w:t xml:space="preserve"> </w:t>
-      </w:r>
-      <w:proofErr w:type="spellStart"/>
-      <w:r>
-        <w:t>sering</w:t>
-      </w:r>
-      <w:proofErr w:type="spellEnd"/>
-      <w:r>
-        <w:t xml:space="preserve"> </w:t>
-      </w:r>
-      <w:proofErr w:type="spellStart"/>
-      <w:r>
-        <w:t>mencoba</w:t>
-      </w:r>
-      <w:proofErr w:type="spellEnd"/>
-      <w:r>
-        <w:t xml:space="preserve">, </w:t>
-      </w:r>
-      <w:proofErr w:type="spellStart"/>
-      <w:r>
-        <w:t>semakin</w:t>
-      </w:r>
-      <w:proofErr w:type="spellEnd"/>
-      <w:r>
-        <w:t xml:space="preserve"> </w:t>
-      </w:r>
-      <w:proofErr w:type="spellStart"/>
-      <w:r>
-        <w:t>mahir</w:t>
-      </w:r>
-      <w:proofErr w:type="spellEnd"/>
+      <w:r>
+        <w:t>Semakin sering mencoba, semakin mahir</w:t>
+      </w:r>
     </w:p>
     <w:p>
       <w:pPr>
@@ -2295,51 +884,12 @@
         </w:numPr>
         <w:ind w:left="1134" w:hanging="425"/>
       </w:pPr>
-      <w:proofErr w:type="spellStart"/>
-      <w:r>
-        <w:t>Untuk</w:t>
-      </w:r>
-      <w:proofErr w:type="spellEnd"/>
-      <w:r>
-        <w:t xml:space="preserve"> </w:t>
-      </w:r>
-      <w:proofErr w:type="spellStart"/>
-      <w:r>
-        <w:t>membuat</w:t>
-      </w:r>
-      <w:proofErr w:type="spellEnd"/>
-      <w:r>
-        <w:t xml:space="preserve"> baris </w:t>
-      </w:r>
-      <w:proofErr w:type="spellStart"/>
-      <w:r>
-        <w:t>baru</w:t>
-      </w:r>
-      <w:proofErr w:type="spellEnd"/>
-      <w:r>
-        <w:t xml:space="preserve"> </w:t>
-      </w:r>
-      <w:proofErr w:type="spellStart"/>
-      <w:r>
-        <w:t>meskipun</w:t>
-      </w:r>
-      <w:proofErr w:type="spellEnd"/>
-      <w:r>
-        <w:t xml:space="preserve"> </w:t>
-      </w:r>
-      <w:proofErr w:type="spellStart"/>
-      <w:r>
-        <w:t>memakai</w:t>
-      </w:r>
-      <w:proofErr w:type="spellEnd"/>
-      <w:r>
-        <w:t xml:space="preserve"> </w:t>
-      </w:r>
-      <w:proofErr w:type="spellStart"/>
+      <w:r>
+        <w:t xml:space="preserve">Untuk membuat baris baru meskipun memakai </w:t>
+      </w:r>
       <w:r>
         <w:t>System.out.print</w:t>
       </w:r>
-      <w:proofErr w:type="spellEnd"/>
       <w:r>
         <w:t>.</w:t>
       </w:r>
@@ -2363,6 +913,7 @@
         <w:rPr>
           <w:noProof/>
         </w:rPr>
+        <w:lastRenderedPageBreak/>
         <w:drawing>
           <wp:inline distT="0" distB="0" distL="0" distR="0" wp14:anchorId="7FD10CE9" wp14:editId="11E9534A">
             <wp:extent cx="2630465" cy="1479600"/>
@@ -2412,106 +963,10 @@
         <w:ind w:left="1134"/>
       </w:pPr>
       <w:r>
-        <w:t xml:space="preserve">// </w:t>
-      </w:r>
-      <w:proofErr w:type="spellStart"/>
-      <w:r>
-        <w:t>System.out.println</w:t>
-      </w:r>
-      <w:proofErr w:type="spellEnd"/>
-      <w:r>
-        <w:t>("</w:t>
-      </w:r>
-      <w:proofErr w:type="spellStart"/>
-      <w:r>
-        <w:t>Belajar</w:t>
-      </w:r>
-      <w:proofErr w:type="spellEnd"/>
-      <w:r>
-        <w:t xml:space="preserve"> Java");</w:t>
-      </w:r>
-      <w:r>
-        <w:t xml:space="preserve">, baris </w:t>
-      </w:r>
-      <w:proofErr w:type="spellStart"/>
-      <w:r>
-        <w:t>tersebut</w:t>
-      </w:r>
-      <w:proofErr w:type="spellEnd"/>
-      <w:r>
-        <w:t xml:space="preserve"> </w:t>
-      </w:r>
-      <w:proofErr w:type="spellStart"/>
-      <w:r>
-        <w:t>tidak</w:t>
-      </w:r>
-      <w:proofErr w:type="spellEnd"/>
-      <w:r>
-        <w:t xml:space="preserve"> </w:t>
-      </w:r>
-      <w:proofErr w:type="spellStart"/>
-      <w:r>
-        <w:t>akan</w:t>
-      </w:r>
-      <w:proofErr w:type="spellEnd"/>
-      <w:r>
-        <w:t xml:space="preserve"> </w:t>
-      </w:r>
-      <w:proofErr w:type="spellStart"/>
-      <w:r>
-        <w:t>dijalankan</w:t>
-      </w:r>
-      <w:proofErr w:type="spellEnd"/>
-      <w:r>
-        <w:t xml:space="preserve"> oleh program </w:t>
-      </w:r>
-      <w:proofErr w:type="spellStart"/>
-      <w:r>
-        <w:t>kare</w:t>
-      </w:r>
-      <w:proofErr w:type="spellEnd"/>
-      <w:r>
-        <w:t xml:space="preserve"> </w:t>
-      </w:r>
-      <w:proofErr w:type="spellStart"/>
-      <w:r>
-        <w:t>dianggap</w:t>
-      </w:r>
-      <w:proofErr w:type="spellEnd"/>
-      <w:r>
-        <w:t xml:space="preserve"> </w:t>
-      </w:r>
-      <w:proofErr w:type="spellStart"/>
-      <w:r>
-        <w:t>sebagai</w:t>
-      </w:r>
-      <w:proofErr w:type="spellEnd"/>
-      <w:r>
-        <w:t xml:space="preserve"> </w:t>
-      </w:r>
-      <w:proofErr w:type="spellStart"/>
-      <w:r>
-        <w:t>komentar</w:t>
-      </w:r>
-      <w:proofErr w:type="spellEnd"/>
-      <w:r>
-        <w:t xml:space="preserve">. </w:t>
-      </w:r>
-      <w:proofErr w:type="spellStart"/>
-      <w:r>
-        <w:t>Hasilnya</w:t>
-      </w:r>
-      <w:proofErr w:type="spellEnd"/>
-      <w:r>
-        <w:t xml:space="preserve"> </w:t>
-      </w:r>
-      <w:proofErr w:type="spellStart"/>
-      <w:r>
-        <w:t>akan</w:t>
-      </w:r>
-      <w:proofErr w:type="spellEnd"/>
-      <w:r>
-        <w:t xml:space="preserve"> :</w:t>
+        <w:t>// System.out.println("Belajar Java");</w:t>
+      </w:r>
+      <w:r>
+        <w:t>, baris tersebut tidak akan dijalankan oleh program kare dianggap sebagai komentar. Hasilnya akan :</w:t>
       </w:r>
     </w:p>
     <w:p>
@@ -2540,19 +995,9 @@
         <w:pStyle w:val="ListParagraph"/>
         <w:ind w:left="1134"/>
       </w:pPr>
-      <w:proofErr w:type="spellStart"/>
-      <w:r>
-        <w:t>Belajar</w:t>
-      </w:r>
-      <w:proofErr w:type="spellEnd"/>
-      <w:r>
-        <w:t xml:space="preserve"> Java Itu </w:t>
-      </w:r>
-      <w:proofErr w:type="spellStart"/>
-      <w:r>
-        <w:t>mudah</w:t>
-      </w:r>
-      <w:proofErr w:type="spellEnd"/>
+      <w:r>
+        <w:t>Belajar Java Itu mudah</w:t>
+      </w:r>
     </w:p>
     <w:p>
       <w:pPr>
@@ -2562,45 +1007,8 @@
           <w:numId w:val="2"/>
         </w:numPr>
       </w:pPr>
-      <w:proofErr w:type="spellStart"/>
-      <w:r>
-        <w:t>Digunakan</w:t>
-      </w:r>
-      <w:proofErr w:type="spellEnd"/>
-      <w:r>
-        <w:t xml:space="preserve"> </w:t>
-      </w:r>
-      <w:proofErr w:type="spellStart"/>
-      <w:r>
-        <w:t>untuk</w:t>
-      </w:r>
-      <w:proofErr w:type="spellEnd"/>
-      <w:r>
-        <w:t xml:space="preserve"> </w:t>
-      </w:r>
-      <w:proofErr w:type="spellStart"/>
-      <w:r>
-        <w:t>komentar</w:t>
-      </w:r>
-      <w:proofErr w:type="spellEnd"/>
-      <w:r>
-        <w:t xml:space="preserve"> pada </w:t>
-      </w:r>
-      <w:proofErr w:type="spellStart"/>
-      <w:r>
-        <w:t>barisan</w:t>
-      </w:r>
-      <w:proofErr w:type="spellEnd"/>
-      <w:r>
-        <w:t xml:space="preserve"> </w:t>
-      </w:r>
-      <w:proofErr w:type="spellStart"/>
-      <w:r>
-        <w:t>tersebut</w:t>
-      </w:r>
-      <w:proofErr w:type="spellEnd"/>
-      <w:r>
-        <w:t xml:space="preserve"> </w:t>
+      <w:r>
+        <w:t xml:space="preserve">Digunakan untuk komentar pada barisan tersebut </w:t>
       </w:r>
       <w:r>
         <w:t>/</w:t>
@@ -2618,11 +1026,9 @@
           <w:numId w:val="1"/>
         </w:numPr>
       </w:pPr>
-      <w:proofErr w:type="spellStart"/>
       <w:r>
         <w:t>Tugas</w:t>
       </w:r>
-      <w:proofErr w:type="spellEnd"/>
     </w:p>
     <w:p>
       <w:pPr>
@@ -2675,63 +1081,7 @@
         <w:pStyle w:val="ListParagraph"/>
       </w:pPr>
       <w:r>
-        <w:t xml:space="preserve">Program </w:t>
-      </w:r>
-      <w:proofErr w:type="spellStart"/>
-      <w:r>
-        <w:t>hanya</w:t>
-      </w:r>
-      <w:proofErr w:type="spellEnd"/>
-      <w:r>
-        <w:t xml:space="preserve"> </w:t>
-      </w:r>
-      <w:proofErr w:type="spellStart"/>
-      <w:r>
-        <w:t>menampilkan</w:t>
-      </w:r>
-      <w:proofErr w:type="spellEnd"/>
-      <w:r>
-        <w:t xml:space="preserve"> </w:t>
-      </w:r>
-      <w:proofErr w:type="spellStart"/>
-      <w:r>
-        <w:t>urutan</w:t>
-      </w:r>
-      <w:proofErr w:type="spellEnd"/>
-      <w:r>
-        <w:t xml:space="preserve"> proses dan </w:t>
-      </w:r>
-      <w:proofErr w:type="spellStart"/>
-      <w:r>
-        <w:t>hasil</w:t>
-      </w:r>
-      <w:proofErr w:type="spellEnd"/>
-      <w:r>
-        <w:t xml:space="preserve"> </w:t>
-      </w:r>
-      <w:proofErr w:type="spellStart"/>
-      <w:r>
-        <w:t>analisisnya</w:t>
-      </w:r>
-      <w:proofErr w:type="spellEnd"/>
-      <w:r>
-        <w:t xml:space="preserve"> </w:t>
-      </w:r>
-      <w:proofErr w:type="spellStart"/>
-      <w:r>
-        <w:t>menggunakan</w:t>
-      </w:r>
-      <w:proofErr w:type="spellEnd"/>
-      <w:r>
-        <w:t xml:space="preserve"> </w:t>
-      </w:r>
-      <w:proofErr w:type="spellStart"/>
-      <w:r>
-        <w:t>System.out.println</w:t>
-      </w:r>
-      <w:proofErr w:type="spellEnd"/>
-      <w:r>
-        <w:t>().</w:t>
+        <w:t>Program hanya menampilkan urutan proses dan hasil analisisnya menggunakan System.out.println().</w:t>
       </w:r>
     </w:p>
     <w:sectPr>
@@ -4256,6 +2606,7 @@
   <w:style w:type="character" w:default="1" w:styleId="DefaultParagraphFont">
     <w:name w:val="Default Paragraph Font"/>
     <w:uiPriority w:val="1"/>
+    <w:semiHidden/>
     <w:unhideWhenUsed/>
   </w:style>
   <w:style w:type="table" w:default="1" w:styleId="TableNormal">
